--- a/leírás.docx
+++ b/leírás.docx
@@ -5,6 +5,62 @@
     <w:p>
       <w:pPr>
         <w:pStyle w:val="font-claude-response-body"/>
+        <w:rPr>
+          <w:rStyle w:val="Kiemels2"/>
+        </w:rPr>
+      </w:pPr>
+      <w:r>
+        <w:rPr>
+          <w:b/>
+          <w:bCs/>
+          <w:noProof/>
+        </w:rPr>
+        <w:drawing>
+          <wp:inline distT="0" distB="0" distL="0" distR="0" wp14:anchorId="0DDDF6D9" wp14:editId="2FFA1B0D">
+            <wp:extent cx="5760720" cy="3405505"/>
+            <wp:effectExtent l="0" t="0" r="0" b="4445"/>
+            <wp:docPr id="1" name="Kép 1"/>
+            <wp:cNvGraphicFramePr>
+              <a:graphicFrameLocks xmlns:a="http://schemas.openxmlformats.org/drawingml/2006/main" noChangeAspect="1"/>
+            </wp:cNvGraphicFramePr>
+            <a:graphic xmlns:a="http://schemas.openxmlformats.org/drawingml/2006/main">
+              <a:graphicData uri="http://schemas.openxmlformats.org/drawingml/2006/picture">
+                <pic:pic xmlns:pic="http://schemas.openxmlformats.org/drawingml/2006/picture">
+                  <pic:nvPicPr>
+                    <pic:cNvPr id="1" name="Kép 1"/>
+                    <pic:cNvPicPr/>
+                  </pic:nvPicPr>
+                  <pic:blipFill>
+                    <a:blip r:embed="rId5">
+                      <a:extLst>
+                        <a:ext uri="{28A0092B-C50C-407E-A947-70E740481C1C}">
+                          <a14:useLocalDpi xmlns:a14="http://schemas.microsoft.com/office/drawing/2010/main" val="0"/>
+                        </a:ext>
+                      </a:extLst>
+                    </a:blip>
+                    <a:stretch>
+                      <a:fillRect/>
+                    </a:stretch>
+                  </pic:blipFill>
+                  <pic:spPr>
+                    <a:xfrm>
+                      <a:off x="0" y="0"/>
+                      <a:ext cx="5760720" cy="3405505"/>
+                    </a:xfrm>
+                    <a:prstGeom prst="rect">
+                      <a:avLst/>
+                    </a:prstGeom>
+                  </pic:spPr>
+                </pic:pic>
+              </a:graphicData>
+            </a:graphic>
+          </wp:inline>
+        </w:drawing>
+      </w:r>
+    </w:p>
+    <w:p>
+      <w:pPr>
+        <w:pStyle w:val="font-claude-response-body"/>
       </w:pPr>
       <w:proofErr w:type="spellStart"/>
       <w:r>
@@ -308,6 +364,1056 @@
       <w:proofErr w:type="spellEnd"/>
       <w:r>
         <w:t xml:space="preserve"> - egy-egy kapcsolat</w:t>
+      </w:r>
+    </w:p>
+    <w:p>
+      <w:pPr>
+        <w:rPr>
+          <w:rFonts w:ascii="Times New Roman" w:eastAsia="Times New Roman" w:hAnsi="Times New Roman" w:cs="Times New Roman"/>
+          <w:sz w:val="24"/>
+          <w:szCs w:val="24"/>
+          <w:lang w:eastAsia="hu-HU"/>
+        </w:rPr>
+      </w:pPr>
+      <w:r>
+        <w:br w:type="page"/>
+      </w:r>
+    </w:p>
+    <w:p>
+      <w:pPr>
+        <w:pStyle w:val="font-claude-response-body"/>
+      </w:pPr>
+      <w:r>
+        <w:rPr>
+          <w:rStyle w:val="Kiemels2"/>
+        </w:rPr>
+        <w:lastRenderedPageBreak/>
+        <w:t>i. Választó lekérdezés (egyszerű lekérdezés), egy táblával:</w:t>
+      </w:r>
+    </w:p>
+    <w:p>
+      <w:pPr>
+        <w:pStyle w:val="font-claude-response-body"/>
+        <w:numPr>
+          <w:ilvl w:val="0"/>
+          <w:numId w:val="1"/>
+        </w:numPr>
+      </w:pPr>
+      <w:r>
+        <w:t>Listázd ki az összes vevő nevét és email címét!</w:t>
+      </w:r>
+    </w:p>
+    <w:p>
+      <w:pPr>
+        <w:pStyle w:val="font-claude-response-body"/>
+        <w:numPr>
+          <w:ilvl w:val="0"/>
+          <w:numId w:val="1"/>
+        </w:numPr>
+      </w:pPr>
+      <w:r>
+        <w:t xml:space="preserve">Táblák: </w:t>
+      </w:r>
+      <w:proofErr w:type="spellStart"/>
+      <w:r>
+        <w:t>Vevok</w:t>
+      </w:r>
+      <w:proofErr w:type="spellEnd"/>
+    </w:p>
+    <w:p>
+      <w:pPr>
+        <w:pStyle w:val="font-claude-response-body"/>
+        <w:numPr>
+          <w:ilvl w:val="0"/>
+          <w:numId w:val="1"/>
+        </w:numPr>
+      </w:pPr>
+      <w:r>
+        <w:t>Eredmények száma: 10</w:t>
+      </w:r>
+    </w:p>
+    <w:p>
+      <w:pPr>
+        <w:pStyle w:val="font-claude-response-body"/>
+      </w:pPr>
+      <w:r>
+        <w:rPr>
+          <w:rStyle w:val="Kiemels2"/>
+        </w:rPr>
+        <w:t>ii. Választó lekérdezés (egyszerű lekérdezés), több táblával:</w:t>
+      </w:r>
+    </w:p>
+    <w:p>
+      <w:pPr>
+        <w:pStyle w:val="font-claude-response-body"/>
+        <w:numPr>
+          <w:ilvl w:val="0"/>
+          <w:numId w:val="2"/>
+        </w:numPr>
+      </w:pPr>
+      <w:r>
+        <w:t>Listázd ki az összes kiskutya nevét és az anyja nevét!</w:t>
+      </w:r>
+    </w:p>
+    <w:p>
+      <w:pPr>
+        <w:pStyle w:val="font-claude-response-body"/>
+        <w:numPr>
+          <w:ilvl w:val="0"/>
+          <w:numId w:val="2"/>
+        </w:numPr>
+      </w:pPr>
+      <w:r>
+        <w:t xml:space="preserve">Táblák: </w:t>
+      </w:r>
+      <w:proofErr w:type="spellStart"/>
+      <w:r>
+        <w:t>KisKutyak</w:t>
+      </w:r>
+      <w:proofErr w:type="spellEnd"/>
+      <w:r>
+        <w:t xml:space="preserve">, Almok, </w:t>
+      </w:r>
+      <w:proofErr w:type="spellStart"/>
+      <w:r>
+        <w:t>SzuloKutyak</w:t>
+      </w:r>
+      <w:proofErr w:type="spellEnd"/>
+    </w:p>
+    <w:p>
+      <w:pPr>
+        <w:pStyle w:val="font-claude-response-body"/>
+        <w:numPr>
+          <w:ilvl w:val="0"/>
+          <w:numId w:val="2"/>
+        </w:numPr>
+      </w:pPr>
+      <w:r>
+        <w:t>Eredmények száma: 28</w:t>
+      </w:r>
+    </w:p>
+    <w:p>
+      <w:pPr>
+        <w:pStyle w:val="font-claude-response-body"/>
+      </w:pPr>
+      <w:r>
+        <w:rPr>
+          <w:rStyle w:val="Kiemels2"/>
+        </w:rPr>
+        <w:t>iii. Számított lekérdezés (műveletek mezőkkel):</w:t>
+      </w:r>
+    </w:p>
+    <w:p>
+      <w:pPr>
+        <w:pStyle w:val="font-claude-response-body"/>
+        <w:numPr>
+          <w:ilvl w:val="0"/>
+          <w:numId w:val="3"/>
+        </w:numPr>
+      </w:pPr>
+      <w:r>
+        <w:t>Listázd ki az összes szerződést, ahol az ár mellé írd ki az ÁFA összegét is (27%)!</w:t>
+      </w:r>
+    </w:p>
+    <w:p>
+      <w:pPr>
+        <w:pStyle w:val="font-claude-response-body"/>
+        <w:numPr>
+          <w:ilvl w:val="0"/>
+          <w:numId w:val="3"/>
+        </w:numPr>
+      </w:pPr>
+      <w:r>
+        <w:t xml:space="preserve">Táblák: </w:t>
+      </w:r>
+      <w:proofErr w:type="spellStart"/>
+      <w:r>
+        <w:t>szerzodesek</w:t>
+      </w:r>
+      <w:proofErr w:type="spellEnd"/>
+    </w:p>
+    <w:p>
+      <w:pPr>
+        <w:pStyle w:val="font-claude-response-body"/>
+        <w:numPr>
+          <w:ilvl w:val="0"/>
+          <w:numId w:val="3"/>
+        </w:numPr>
+      </w:pPr>
+      <w:r>
+        <w:t>Eredmények száma: 13</w:t>
+      </w:r>
+    </w:p>
+    <w:p>
+      <w:pPr>
+        <w:pStyle w:val="font-claude-response-body"/>
+      </w:pPr>
+      <w:r>
+        <w:rPr>
+          <w:rStyle w:val="Kiemels2"/>
+        </w:rPr>
+        <w:t>iv. Függvények csoportosítás nélkül:</w:t>
+      </w:r>
+    </w:p>
+    <w:p>
+      <w:pPr>
+        <w:pStyle w:val="font-claude-response-body"/>
+        <w:numPr>
+          <w:ilvl w:val="0"/>
+          <w:numId w:val="4"/>
+        </w:numPr>
+      </w:pPr>
+      <w:r>
+        <w:t>Hány kiskutya van összesen az adatbázisban?</w:t>
+      </w:r>
+    </w:p>
+    <w:p>
+      <w:pPr>
+        <w:pStyle w:val="font-claude-response-body"/>
+        <w:numPr>
+          <w:ilvl w:val="0"/>
+          <w:numId w:val="4"/>
+        </w:numPr>
+      </w:pPr>
+      <w:r>
+        <w:t xml:space="preserve">Táblák: </w:t>
+      </w:r>
+      <w:proofErr w:type="spellStart"/>
+      <w:r>
+        <w:t>KisKutyak</w:t>
+      </w:r>
+      <w:proofErr w:type="spellEnd"/>
+    </w:p>
+    <w:p>
+      <w:pPr>
+        <w:pStyle w:val="font-claude-response-body"/>
+        <w:numPr>
+          <w:ilvl w:val="0"/>
+          <w:numId w:val="4"/>
+        </w:numPr>
+      </w:pPr>
+      <w:r>
+        <w:t>Eredmények száma: 1</w:t>
+      </w:r>
+    </w:p>
+    <w:p>
+      <w:pPr>
+        <w:pStyle w:val="font-claude-response-body"/>
+      </w:pPr>
+      <w:r>
+        <w:rPr>
+          <w:rStyle w:val="Kiemels2"/>
+        </w:rPr>
+        <w:t>v. Csoportosító lekérdezés + aggregátum függvények:</w:t>
+      </w:r>
+    </w:p>
+    <w:p>
+      <w:pPr>
+        <w:pStyle w:val="font-claude-response-body"/>
+        <w:numPr>
+          <w:ilvl w:val="0"/>
+          <w:numId w:val="5"/>
+        </w:numPr>
+      </w:pPr>
+      <w:r>
+        <w:t xml:space="preserve">Hány kiskutya született </w:t>
+      </w:r>
+      <w:proofErr w:type="spellStart"/>
+      <w:r>
+        <w:t>almonként</w:t>
+      </w:r>
+      <w:proofErr w:type="spellEnd"/>
+      <w:r>
+        <w:t>?</w:t>
+      </w:r>
+    </w:p>
+    <w:p>
+      <w:pPr>
+        <w:pStyle w:val="font-claude-response-body"/>
+        <w:numPr>
+          <w:ilvl w:val="0"/>
+          <w:numId w:val="5"/>
+        </w:numPr>
+      </w:pPr>
+      <w:r>
+        <w:t xml:space="preserve">Táblák: </w:t>
+      </w:r>
+      <w:proofErr w:type="spellStart"/>
+      <w:r>
+        <w:t>KisKutyak</w:t>
+      </w:r>
+      <w:proofErr w:type="spellEnd"/>
+    </w:p>
+    <w:p>
+      <w:pPr>
+        <w:pStyle w:val="font-claude-response-body"/>
+        <w:numPr>
+          <w:ilvl w:val="0"/>
+          <w:numId w:val="5"/>
+        </w:numPr>
+      </w:pPr>
+      <w:r>
+        <w:t>Eredmények száma: 6</w:t>
+      </w:r>
+    </w:p>
+    <w:p>
+      <w:pPr>
+        <w:pStyle w:val="font-claude-response-body"/>
+      </w:pPr>
+      <w:r>
+        <w:rPr>
+          <w:rStyle w:val="Kiemels2"/>
+        </w:rPr>
+        <w:t>vi. Csoportosító lekérdezés, csoportra adott feltétellel:</w:t>
+      </w:r>
+    </w:p>
+    <w:p>
+      <w:pPr>
+        <w:pStyle w:val="font-claude-response-body"/>
+        <w:numPr>
+          <w:ilvl w:val="0"/>
+          <w:numId w:val="6"/>
+        </w:numPr>
+      </w:pPr>
+      <w:r>
+        <w:t>Melyek azok az almok, amelyekben 4-nél több kiskutya született?</w:t>
+      </w:r>
+    </w:p>
+    <w:p>
+      <w:pPr>
+        <w:pStyle w:val="font-claude-response-body"/>
+        <w:numPr>
+          <w:ilvl w:val="0"/>
+          <w:numId w:val="6"/>
+        </w:numPr>
+      </w:pPr>
+      <w:r>
+        <w:t xml:space="preserve">Táblák: </w:t>
+      </w:r>
+      <w:proofErr w:type="spellStart"/>
+      <w:r>
+        <w:t>KisKutyak</w:t>
+      </w:r>
+      <w:proofErr w:type="spellEnd"/>
+      <w:r>
+        <w:t>, Almok</w:t>
+      </w:r>
+    </w:p>
+    <w:p>
+      <w:pPr>
+        <w:pStyle w:val="font-claude-response-body"/>
+        <w:numPr>
+          <w:ilvl w:val="0"/>
+          <w:numId w:val="6"/>
+        </w:numPr>
+      </w:pPr>
+      <w:r>
+        <w:t>Eredmények száma: 2</w:t>
+      </w:r>
+    </w:p>
+    <w:p>
+      <w:pPr>
+        <w:pStyle w:val="font-claude-response-body"/>
+      </w:pPr>
+      <w:r>
+        <w:rPr>
+          <w:rStyle w:val="Kiemels2"/>
+        </w:rPr>
+        <w:t>vii. Szélsőérték meghatározása:</w:t>
+      </w:r>
+    </w:p>
+    <w:p>
+      <w:pPr>
+        <w:pStyle w:val="font-claude-response-body"/>
+        <w:numPr>
+          <w:ilvl w:val="0"/>
+          <w:numId w:val="7"/>
+        </w:numPr>
+      </w:pPr>
+      <w:r>
+        <w:t>Melyik kiskutyának volt a legdrágább állatorvosi látogatása?</w:t>
+      </w:r>
+    </w:p>
+    <w:p>
+      <w:pPr>
+        <w:pStyle w:val="font-claude-response-body"/>
+        <w:numPr>
+          <w:ilvl w:val="0"/>
+          <w:numId w:val="7"/>
+        </w:numPr>
+      </w:pPr>
+      <w:r>
+        <w:t xml:space="preserve">Táblák: </w:t>
+      </w:r>
+      <w:proofErr w:type="spellStart"/>
+      <w:r>
+        <w:t>orvosLatogatas</w:t>
+      </w:r>
+      <w:proofErr w:type="spellEnd"/>
+      <w:r>
+        <w:t xml:space="preserve">, </w:t>
+      </w:r>
+      <w:proofErr w:type="spellStart"/>
+      <w:r>
+        <w:t>KisKutyak</w:t>
+      </w:r>
+      <w:proofErr w:type="spellEnd"/>
+    </w:p>
+    <w:p>
+      <w:pPr>
+        <w:pStyle w:val="font-claude-response-body"/>
+        <w:numPr>
+          <w:ilvl w:val="0"/>
+          <w:numId w:val="7"/>
+        </w:numPr>
+      </w:pPr>
+      <w:r>
+        <w:t>Eredmények száma: 1</w:t>
+      </w:r>
+    </w:p>
+    <w:p>
+      <w:pPr>
+        <w:pStyle w:val="font-claude-response-body"/>
+      </w:pPr>
+      <w:r>
+        <w:rPr>
+          <w:rStyle w:val="Kiemels2"/>
+        </w:rPr>
+        <w:t xml:space="preserve">viii. </w:t>
+      </w:r>
+      <w:proofErr w:type="spellStart"/>
+      <w:r>
+        <w:rPr>
+          <w:rStyle w:val="Kiemels2"/>
+        </w:rPr>
+        <w:t>Left</w:t>
+      </w:r>
+      <w:proofErr w:type="spellEnd"/>
+      <w:r>
+        <w:rPr>
+          <w:rStyle w:val="Kiemels2"/>
+        </w:rPr>
+        <w:t xml:space="preserve"> vagy </w:t>
+      </w:r>
+      <w:proofErr w:type="spellStart"/>
+      <w:r>
+        <w:rPr>
+          <w:rStyle w:val="Kiemels2"/>
+        </w:rPr>
+        <w:t>right</w:t>
+      </w:r>
+      <w:proofErr w:type="spellEnd"/>
+      <w:r>
+        <w:rPr>
+          <w:rStyle w:val="Kiemels2"/>
+        </w:rPr>
+        <w:t xml:space="preserve"> </w:t>
+      </w:r>
+      <w:proofErr w:type="spellStart"/>
+      <w:r>
+        <w:rPr>
+          <w:rStyle w:val="Kiemels2"/>
+        </w:rPr>
+        <w:t>Join</w:t>
+      </w:r>
+      <w:proofErr w:type="spellEnd"/>
+      <w:r>
+        <w:rPr>
+          <w:rStyle w:val="Kiemels2"/>
+        </w:rPr>
+        <w:t xml:space="preserve"> kapcsolattal megoldható feladat:</w:t>
+      </w:r>
+    </w:p>
+    <w:p>
+      <w:pPr>
+        <w:pStyle w:val="font-claude-response-body"/>
+        <w:numPr>
+          <w:ilvl w:val="0"/>
+          <w:numId w:val="8"/>
+        </w:numPr>
+      </w:pPr>
+      <w:r>
+        <w:t>Listázd ki az összes kiskutyát, beleértve azokat is, akiknek még nincs vevőjük!</w:t>
+      </w:r>
+    </w:p>
+    <w:p>
+      <w:pPr>
+        <w:pStyle w:val="font-claude-response-body"/>
+        <w:numPr>
+          <w:ilvl w:val="0"/>
+          <w:numId w:val="8"/>
+        </w:numPr>
+      </w:pPr>
+      <w:r>
+        <w:t xml:space="preserve">Táblák: </w:t>
+      </w:r>
+      <w:proofErr w:type="spellStart"/>
+      <w:r>
+        <w:t>KisKutyak</w:t>
+      </w:r>
+      <w:proofErr w:type="spellEnd"/>
+      <w:r>
+        <w:t xml:space="preserve">, </w:t>
+      </w:r>
+      <w:proofErr w:type="spellStart"/>
+      <w:r>
+        <w:t>Vevok</w:t>
+      </w:r>
+      <w:proofErr w:type="spellEnd"/>
+    </w:p>
+    <w:p>
+      <w:pPr>
+        <w:pStyle w:val="font-claude-response-body"/>
+        <w:numPr>
+          <w:ilvl w:val="0"/>
+          <w:numId w:val="8"/>
+        </w:numPr>
+      </w:pPr>
+      <w:r>
+        <w:t>Eredmények száma: 28</w:t>
+      </w:r>
+    </w:p>
+    <w:p>
+      <w:pPr>
+        <w:pStyle w:val="font-claude-response-body"/>
+      </w:pPr>
+      <w:r>
+        <w:rPr>
+          <w:rStyle w:val="Kiemels2"/>
+        </w:rPr>
+        <w:t>ix. Unió, metszet:</w:t>
+      </w:r>
+    </w:p>
+    <w:p>
+      <w:pPr>
+        <w:pStyle w:val="font-claude-response-body"/>
+        <w:numPr>
+          <w:ilvl w:val="0"/>
+          <w:numId w:val="9"/>
+        </w:numPr>
+      </w:pPr>
+      <w:r>
+        <w:lastRenderedPageBreak/>
+        <w:t>Listázd ki az összes kutya nevét (szülőkutyák és kiskutyák együtt)!</w:t>
+      </w:r>
+    </w:p>
+    <w:p>
+      <w:pPr>
+        <w:pStyle w:val="font-claude-response-body"/>
+        <w:numPr>
+          <w:ilvl w:val="0"/>
+          <w:numId w:val="9"/>
+        </w:numPr>
+      </w:pPr>
+      <w:r>
+        <w:t xml:space="preserve">Táblák: </w:t>
+      </w:r>
+      <w:proofErr w:type="spellStart"/>
+      <w:r>
+        <w:t>SzuloKutyak</w:t>
+      </w:r>
+      <w:proofErr w:type="spellEnd"/>
+      <w:r>
+        <w:t xml:space="preserve">, </w:t>
+      </w:r>
+      <w:proofErr w:type="spellStart"/>
+      <w:r>
+        <w:t>KisKutyak</w:t>
+      </w:r>
+      <w:proofErr w:type="spellEnd"/>
+    </w:p>
+    <w:p>
+      <w:pPr>
+        <w:pStyle w:val="font-claude-response-body"/>
+        <w:numPr>
+          <w:ilvl w:val="0"/>
+          <w:numId w:val="9"/>
+        </w:numPr>
+      </w:pPr>
+      <w:r>
+        <w:t>Eredmények száma: 44</w:t>
+      </w:r>
+    </w:p>
+    <w:p>
+      <w:pPr>
+        <w:pStyle w:val="font-claude-response-body"/>
+      </w:pPr>
+      <w:proofErr w:type="spellStart"/>
+      <w:r>
+        <w:rPr>
+          <w:rStyle w:val="Kiemels2"/>
+        </w:rPr>
+        <w:t>x.</w:t>
+      </w:r>
+      <w:proofErr w:type="spellEnd"/>
+      <w:r>
+        <w:rPr>
+          <w:rStyle w:val="Kiemels2"/>
+        </w:rPr>
+        <w:t xml:space="preserve"> </w:t>
+      </w:r>
+      <w:proofErr w:type="spellStart"/>
+      <w:r>
+        <w:rPr>
+          <w:rStyle w:val="Kiemels2"/>
+        </w:rPr>
+        <w:t>Any</w:t>
+      </w:r>
+      <w:proofErr w:type="spellEnd"/>
+      <w:r>
+        <w:rPr>
+          <w:rStyle w:val="Kiemels2"/>
+        </w:rPr>
+        <w:t>:</w:t>
+      </w:r>
+    </w:p>
+    <w:p>
+      <w:pPr>
+        <w:pStyle w:val="font-claude-response-body"/>
+        <w:numPr>
+          <w:ilvl w:val="0"/>
+          <w:numId w:val="10"/>
+        </w:numPr>
+      </w:pPr>
+      <w:r>
+        <w:t>Melyek azok a kiskutyák, akiknek az ára magasabb, mint bármelyik 2025. január előtti szerződésé?</w:t>
+      </w:r>
+    </w:p>
+    <w:p>
+      <w:pPr>
+        <w:pStyle w:val="font-claude-response-body"/>
+        <w:numPr>
+          <w:ilvl w:val="0"/>
+          <w:numId w:val="10"/>
+        </w:numPr>
+      </w:pPr>
+      <w:r>
+        <w:t xml:space="preserve">Táblák: </w:t>
+      </w:r>
+      <w:proofErr w:type="spellStart"/>
+      <w:r>
+        <w:t>szerzodesek</w:t>
+      </w:r>
+      <w:proofErr w:type="spellEnd"/>
+      <w:r>
+        <w:t xml:space="preserve">, </w:t>
+      </w:r>
+      <w:proofErr w:type="spellStart"/>
+      <w:r>
+        <w:t>KisKutyak</w:t>
+      </w:r>
+      <w:proofErr w:type="spellEnd"/>
+    </w:p>
+    <w:p>
+      <w:pPr>
+        <w:pStyle w:val="font-claude-response-body"/>
+        <w:numPr>
+          <w:ilvl w:val="0"/>
+          <w:numId w:val="10"/>
+        </w:numPr>
+      </w:pPr>
+      <w:r>
+        <w:t>Eredmények száma: változó</w:t>
+      </w:r>
+    </w:p>
+    <w:p>
+      <w:pPr>
+        <w:pStyle w:val="font-claude-response-body"/>
+      </w:pPr>
+      <w:r>
+        <w:rPr>
+          <w:rStyle w:val="Kiemels2"/>
+        </w:rPr>
+        <w:t xml:space="preserve">xi. </w:t>
+      </w:r>
+      <w:proofErr w:type="spellStart"/>
+      <w:r>
+        <w:rPr>
+          <w:rStyle w:val="Kiemels2"/>
+        </w:rPr>
+        <w:t>All</w:t>
+      </w:r>
+      <w:proofErr w:type="spellEnd"/>
+      <w:r>
+        <w:rPr>
+          <w:rStyle w:val="Kiemels2"/>
+        </w:rPr>
+        <w:t>:</w:t>
+      </w:r>
+    </w:p>
+    <w:p>
+      <w:pPr>
+        <w:pStyle w:val="font-claude-response-body"/>
+        <w:numPr>
+          <w:ilvl w:val="0"/>
+          <w:numId w:val="11"/>
+        </w:numPr>
+      </w:pPr>
+      <w:r>
+        <w:t>Melyek azok a kiskutyák, akiknek az ára magasabb, mint az összes 2024-es szerződésé?</w:t>
+      </w:r>
+    </w:p>
+    <w:p>
+      <w:pPr>
+        <w:pStyle w:val="font-claude-response-body"/>
+        <w:numPr>
+          <w:ilvl w:val="0"/>
+          <w:numId w:val="11"/>
+        </w:numPr>
+      </w:pPr>
+      <w:r>
+        <w:t xml:space="preserve">Táblák: </w:t>
+      </w:r>
+      <w:proofErr w:type="spellStart"/>
+      <w:r>
+        <w:t>szerzodesek</w:t>
+      </w:r>
+      <w:proofErr w:type="spellEnd"/>
+      <w:r>
+        <w:t xml:space="preserve">, </w:t>
+      </w:r>
+      <w:proofErr w:type="spellStart"/>
+      <w:r>
+        <w:t>KisKutyak</w:t>
+      </w:r>
+      <w:proofErr w:type="spellEnd"/>
+    </w:p>
+    <w:p>
+      <w:pPr>
+        <w:pStyle w:val="font-claude-response-body"/>
+        <w:numPr>
+          <w:ilvl w:val="0"/>
+          <w:numId w:val="11"/>
+        </w:numPr>
+      </w:pPr>
+      <w:r>
+        <w:t>Eredmények száma: változó</w:t>
+      </w:r>
+    </w:p>
+    <w:p>
+      <w:pPr>
+        <w:pStyle w:val="font-claude-response-body"/>
+      </w:pPr>
+      <w:r>
+        <w:rPr>
+          <w:rStyle w:val="Kiemels2"/>
+        </w:rPr>
+        <w:t>xii. (többszörösen) Összetett lekérdezés:</w:t>
+      </w:r>
+    </w:p>
+    <w:p>
+      <w:pPr>
+        <w:pStyle w:val="font-claude-response-body"/>
+        <w:numPr>
+          <w:ilvl w:val="0"/>
+          <w:numId w:val="12"/>
+        </w:numPr>
+      </w:pPr>
+      <w:r>
+        <w:t>Listázd ki azokat a szülőkutyákat, amelyeknek van olyan utódjuk, aki még nem lett eladva!</w:t>
+      </w:r>
+    </w:p>
+    <w:p>
+      <w:pPr>
+        <w:pStyle w:val="font-claude-response-body"/>
+        <w:numPr>
+          <w:ilvl w:val="0"/>
+          <w:numId w:val="12"/>
+        </w:numPr>
+      </w:pPr>
+      <w:r>
+        <w:t xml:space="preserve">Táblák: </w:t>
+      </w:r>
+      <w:proofErr w:type="spellStart"/>
+      <w:r>
+        <w:t>SzuloKutyak</w:t>
+      </w:r>
+      <w:proofErr w:type="spellEnd"/>
+      <w:r>
+        <w:t xml:space="preserve">, Almok, </w:t>
+      </w:r>
+      <w:proofErr w:type="spellStart"/>
+      <w:r>
+        <w:t>KisKutyak</w:t>
+      </w:r>
+      <w:proofErr w:type="spellEnd"/>
+    </w:p>
+    <w:p>
+      <w:pPr>
+        <w:pStyle w:val="font-claude-response-body"/>
+        <w:numPr>
+          <w:ilvl w:val="0"/>
+          <w:numId w:val="12"/>
+        </w:numPr>
+      </w:pPr>
+      <w:r>
+        <w:t>Eredmények száma: változó</w:t>
+      </w:r>
+    </w:p>
+    <w:p>
+      <w:pPr>
+        <w:pStyle w:val="font-claude-response-body"/>
+      </w:pPr>
+      <w:r>
+        <w:rPr>
+          <w:rStyle w:val="Kiemels2"/>
+        </w:rPr>
+        <w:t>xiii. (többszörösen) Összetett lekérdezés:</w:t>
+      </w:r>
+    </w:p>
+    <w:p>
+      <w:pPr>
+        <w:pStyle w:val="font-claude-response-body"/>
+        <w:numPr>
+          <w:ilvl w:val="0"/>
+          <w:numId w:val="13"/>
+        </w:numPr>
+      </w:pPr>
+      <w:r>
+        <w:t>Kik azok a vevők, akik olyan kiskutyát vettek, amelynek mindkét szülője ugyanabból a kennelből származik?</w:t>
+      </w:r>
+    </w:p>
+    <w:p>
+      <w:pPr>
+        <w:pStyle w:val="font-claude-response-body"/>
+        <w:numPr>
+          <w:ilvl w:val="0"/>
+          <w:numId w:val="13"/>
+        </w:numPr>
+      </w:pPr>
+      <w:r>
+        <w:t xml:space="preserve">Táblák: </w:t>
+      </w:r>
+      <w:proofErr w:type="spellStart"/>
+      <w:r>
+        <w:t>Vevok</w:t>
+      </w:r>
+      <w:proofErr w:type="spellEnd"/>
+      <w:r>
+        <w:t xml:space="preserve">, </w:t>
+      </w:r>
+      <w:proofErr w:type="spellStart"/>
+      <w:r>
+        <w:t>KisKutyak</w:t>
+      </w:r>
+      <w:proofErr w:type="spellEnd"/>
+      <w:r>
+        <w:t xml:space="preserve">, Almok, </w:t>
+      </w:r>
+      <w:proofErr w:type="spellStart"/>
+      <w:r>
+        <w:t>SzuloKutyak</w:t>
+      </w:r>
+      <w:proofErr w:type="spellEnd"/>
+    </w:p>
+    <w:p>
+      <w:pPr>
+        <w:pStyle w:val="font-claude-response-body"/>
+        <w:numPr>
+          <w:ilvl w:val="0"/>
+          <w:numId w:val="13"/>
+        </w:numPr>
+      </w:pPr>
+      <w:r>
+        <w:t>Eredmények száma: változó</w:t>
+      </w:r>
+    </w:p>
+    <w:p>
+      <w:pPr>
+        <w:rPr>
+          <w:rStyle w:val="Kiemels2"/>
+          <w:rFonts w:ascii="Times New Roman" w:eastAsia="Times New Roman" w:hAnsi="Times New Roman" w:cs="Times New Roman"/>
+          <w:sz w:val="24"/>
+          <w:szCs w:val="24"/>
+          <w:lang w:eastAsia="hu-HU"/>
+        </w:rPr>
+      </w:pPr>
+      <w:r>
+        <w:rPr>
+          <w:rStyle w:val="Kiemels2"/>
+        </w:rPr>
+        <w:br w:type="page"/>
+      </w:r>
+    </w:p>
+    <w:p>
+      <w:pPr>
+        <w:pStyle w:val="font-claude-response-body"/>
+      </w:pPr>
+      <w:proofErr w:type="spellStart"/>
+      <w:r>
+        <w:rPr>
+          <w:rStyle w:val="Kiemels2"/>
+        </w:rPr>
+        <w:lastRenderedPageBreak/>
+        <w:t>c.i</w:t>
+      </w:r>
+      <w:proofErr w:type="spellEnd"/>
+      <w:r>
+        <w:rPr>
+          <w:rStyle w:val="Kiemels2"/>
+        </w:rPr>
+        <w:t>. Rekordok hozzáadása:</w:t>
+      </w:r>
+    </w:p>
+    <w:p>
+      <w:pPr>
+        <w:pStyle w:val="font-claude-response-body"/>
+        <w:numPr>
+          <w:ilvl w:val="0"/>
+          <w:numId w:val="14"/>
+        </w:numPr>
+      </w:pPr>
+      <w:r>
+        <w:t>Adj hozzá egy új kennelt Miskolcon!</w:t>
+      </w:r>
+    </w:p>
+    <w:p>
+      <w:pPr>
+        <w:pStyle w:val="font-claude-response-body"/>
+        <w:numPr>
+          <w:ilvl w:val="0"/>
+          <w:numId w:val="14"/>
+        </w:numPr>
+      </w:pPr>
+      <w:r>
+        <w:t xml:space="preserve">Táblák: </w:t>
+      </w:r>
+      <w:proofErr w:type="spellStart"/>
+      <w:r>
+        <w:t>Kenel</w:t>
+      </w:r>
+      <w:proofErr w:type="spellEnd"/>
+    </w:p>
+    <w:p>
+      <w:pPr>
+        <w:pStyle w:val="font-claude-response-body"/>
+        <w:numPr>
+          <w:ilvl w:val="0"/>
+          <w:numId w:val="14"/>
+        </w:numPr>
+      </w:pPr>
+      <w:r>
+        <w:t>Eredmények száma: N/A (INSERT)</w:t>
+      </w:r>
+    </w:p>
+    <w:p>
+      <w:pPr>
+        <w:pStyle w:val="font-claude-response-body"/>
+      </w:pPr>
+      <w:proofErr w:type="spellStart"/>
+      <w:r>
+        <w:rPr>
+          <w:rStyle w:val="Kiemels2"/>
+        </w:rPr>
+        <w:t>c.ii</w:t>
+      </w:r>
+      <w:proofErr w:type="spellEnd"/>
+      <w:r>
+        <w:rPr>
+          <w:rStyle w:val="Kiemels2"/>
+        </w:rPr>
+        <w:t>. Rekordok törlése:</w:t>
+      </w:r>
+    </w:p>
+    <w:p>
+      <w:pPr>
+        <w:pStyle w:val="font-claude-response-body"/>
+        <w:numPr>
+          <w:ilvl w:val="0"/>
+          <w:numId w:val="15"/>
+        </w:numPr>
+      </w:pPr>
+      <w:r>
+        <w:t>Töröld az összes olyan betegséget, amely "Allergia"!</w:t>
+      </w:r>
+    </w:p>
+    <w:p>
+      <w:pPr>
+        <w:pStyle w:val="font-claude-response-body"/>
+        <w:numPr>
+          <w:ilvl w:val="0"/>
+          <w:numId w:val="15"/>
+        </w:numPr>
+      </w:pPr>
+      <w:r>
+        <w:t xml:space="preserve">Táblák: </w:t>
+      </w:r>
+      <w:proofErr w:type="spellStart"/>
+      <w:r>
+        <w:t>Betegsegek</w:t>
+      </w:r>
+      <w:proofErr w:type="spellEnd"/>
+    </w:p>
+    <w:p>
+      <w:pPr>
+        <w:pStyle w:val="font-claude-response-body"/>
+        <w:numPr>
+          <w:ilvl w:val="0"/>
+          <w:numId w:val="15"/>
+        </w:numPr>
+      </w:pPr>
+      <w:r>
+        <w:t>Eredmények száma: N/A (DELETE)</w:t>
+      </w:r>
+    </w:p>
+    <w:p>
+      <w:pPr>
+        <w:pStyle w:val="font-claude-response-body"/>
+      </w:pPr>
+      <w:proofErr w:type="spellStart"/>
+      <w:r>
+        <w:rPr>
+          <w:rStyle w:val="Kiemels2"/>
+        </w:rPr>
+        <w:t>c.iii</w:t>
+      </w:r>
+      <w:proofErr w:type="spellEnd"/>
+      <w:r>
+        <w:rPr>
+          <w:rStyle w:val="Kiemels2"/>
+        </w:rPr>
+        <w:t>. Rekordok módosítása:</w:t>
+      </w:r>
+    </w:p>
+    <w:p>
+      <w:pPr>
+        <w:pStyle w:val="font-claude-response-body"/>
+        <w:numPr>
+          <w:ilvl w:val="0"/>
+          <w:numId w:val="16"/>
+        </w:numPr>
+      </w:pPr>
+      <w:r>
+        <w:t>Módosítsd az összes 2024-es szerződés árát 10%-kal megemelve!</w:t>
+      </w:r>
+    </w:p>
+    <w:p>
+      <w:pPr>
+        <w:pStyle w:val="font-claude-response-body"/>
+        <w:numPr>
+          <w:ilvl w:val="0"/>
+          <w:numId w:val="16"/>
+        </w:numPr>
+      </w:pPr>
+      <w:r>
+        <w:t xml:space="preserve">Táblák: </w:t>
+      </w:r>
+      <w:proofErr w:type="spellStart"/>
+      <w:r>
+        <w:t>szerzodesek</w:t>
+      </w:r>
+      <w:proofErr w:type="spellEnd"/>
+    </w:p>
+    <w:p>
+      <w:pPr>
+        <w:pStyle w:val="font-claude-response-body"/>
+        <w:numPr>
+          <w:ilvl w:val="0"/>
+          <w:numId w:val="16"/>
+        </w:numPr>
+      </w:pPr>
+      <w:r>
+        <w:t>Eredmények száma: N/A (UPDATE)</w:t>
       </w:r>
     </w:p>
     <w:p/>
@@ -319,6 +1425,2443 @@
     </w:sectPr>
   </w:body>
 </w:document>
+</file>
+
+<file path=word/numbering.xml><?xml version="1.0" encoding="utf-8"?>
+<w:numbering xmlns:wpc="http://schemas.microsoft.com/office/word/2010/wordprocessingCanvas" xmlns:cx="http://schemas.microsoft.com/office/drawing/2014/chartex" xmlns:cx1="http://schemas.microsoft.com/office/drawing/2015/9/8/chartex" xmlns:cx2="http://schemas.microsoft.com/office/drawing/2015/10/21/chartex" xmlns:cx3="http://schemas.microsoft.com/office/drawing/2016/5/9/chartex" xmlns:cx4="http://schemas.microsoft.com/office/drawing/2016/5/10/chartex" xmlns:cx5="http://schemas.microsoft.com/office/drawing/2016/5/11/chartex" xmlns:cx6="http://schemas.microsoft.com/office/drawing/2016/5/12/chartex" xmlns:cx7="http://schemas.microsoft.com/office/drawing/2016/5/13/chartex" xmlns:cx8="http://schemas.microsoft.com/office/drawing/2016/5/14/chartex" xmlns:mc="http://schemas.openxmlformats.org/markup-compatibility/2006" xmlns:aink="http://schemas.microsoft.com/office/drawing/2016/ink" xmlns:am3d="http://schemas.microsoft.com/office/drawing/2017/model3d" xmlns:o="urn:schemas-microsoft-com:office:office" xmlns:r="http://schemas.openxmlformats.org/officeDocument/2006/relationships" xmlns:m="http://schemas.openxmlformats.org/officeDocument/2006/math" xmlns:v="urn:schemas-microsoft-com:vml" xmlns:wp14="http://schemas.microsoft.com/office/word/2010/wordprocessingDrawing" xmlns:wp="http://schemas.openxmlformats.org/drawingml/2006/wordprocessingDrawing" xmlns:w10="urn:schemas-microsoft-com:office:word" xmlns:w="http://schemas.openxmlformats.org/wordprocessingml/2006/main" xmlns:w14="http://schemas.microsoft.com/office/word/2010/wordml" xmlns:w15="http://schemas.microsoft.com/office/word/2012/wordml" xmlns:w16cex="http://schemas.microsoft.com/office/word/2018/wordml/cex" xmlns:w16cid="http://schemas.microsoft.com/office/word/2016/wordml/cid" xmlns:w16="http://schemas.microsoft.com/office/word/2018/wordml" xmlns:w16sdtdh="http://schemas.microsoft.com/office/word/2020/wordml/sdtdatahash" xmlns:w16se="http://schemas.microsoft.com/office/word/2015/wordml/symex" xmlns:wpg="http://schemas.microsoft.com/office/word/2010/wordprocessingGroup" xmlns:wpi="http://schemas.microsoft.com/office/word/2010/wordprocessingInk" xmlns:wne="http://schemas.microsoft.com/office/word/2006/wordml" xmlns:wps="http://schemas.microsoft.com/office/word/2010/wordprocessingShape" mc:Ignorable="w14 w15 w16se w16cid w16 w16cex w16sdtdh wp14">
+  <w:abstractNum w:abstractNumId="0" w15:restartNumberingAfterBreak="0">
+    <w:nsid w:val="03B158BC"/>
+    <w:multiLevelType w:val="multilevel"/>
+    <w:tmpl w:val="B73AC8F6"/>
+    <w:lvl w:ilvl="0">
+      <w:start w:val="1"/>
+      <w:numFmt w:val="bullet"/>
+      <w:lvlText w:val=""/>
+      <w:lvlJc w:val="left"/>
+      <w:pPr>
+        <w:tabs>
+          <w:tab w:val="num" w:pos="720"/>
+        </w:tabs>
+        <w:ind w:left="720" w:hanging="360"/>
+      </w:pPr>
+      <w:rPr>
+        <w:rFonts w:ascii="Symbol" w:hAnsi="Symbol" w:hint="default"/>
+        <w:sz w:val="20"/>
+      </w:rPr>
+    </w:lvl>
+    <w:lvl w:ilvl="1" w:tentative="1">
+      <w:start w:val="1"/>
+      <w:numFmt w:val="bullet"/>
+      <w:lvlText w:val="o"/>
+      <w:lvlJc w:val="left"/>
+      <w:pPr>
+        <w:tabs>
+          <w:tab w:val="num" w:pos="1440"/>
+        </w:tabs>
+        <w:ind w:left="1440" w:hanging="360"/>
+      </w:pPr>
+      <w:rPr>
+        <w:rFonts w:ascii="Courier New" w:hAnsi="Courier New" w:hint="default"/>
+        <w:sz w:val="20"/>
+      </w:rPr>
+    </w:lvl>
+    <w:lvl w:ilvl="2" w:tentative="1">
+      <w:start w:val="1"/>
+      <w:numFmt w:val="bullet"/>
+      <w:lvlText w:val=""/>
+      <w:lvlJc w:val="left"/>
+      <w:pPr>
+        <w:tabs>
+          <w:tab w:val="num" w:pos="2160"/>
+        </w:tabs>
+        <w:ind w:left="2160" w:hanging="360"/>
+      </w:pPr>
+      <w:rPr>
+        <w:rFonts w:ascii="Wingdings" w:hAnsi="Wingdings" w:hint="default"/>
+        <w:sz w:val="20"/>
+      </w:rPr>
+    </w:lvl>
+    <w:lvl w:ilvl="3" w:tentative="1">
+      <w:start w:val="1"/>
+      <w:numFmt w:val="bullet"/>
+      <w:lvlText w:val=""/>
+      <w:lvlJc w:val="left"/>
+      <w:pPr>
+        <w:tabs>
+          <w:tab w:val="num" w:pos="2880"/>
+        </w:tabs>
+        <w:ind w:left="2880" w:hanging="360"/>
+      </w:pPr>
+      <w:rPr>
+        <w:rFonts w:ascii="Wingdings" w:hAnsi="Wingdings" w:hint="default"/>
+        <w:sz w:val="20"/>
+      </w:rPr>
+    </w:lvl>
+    <w:lvl w:ilvl="4" w:tentative="1">
+      <w:start w:val="1"/>
+      <w:numFmt w:val="bullet"/>
+      <w:lvlText w:val=""/>
+      <w:lvlJc w:val="left"/>
+      <w:pPr>
+        <w:tabs>
+          <w:tab w:val="num" w:pos="3600"/>
+        </w:tabs>
+        <w:ind w:left="3600" w:hanging="360"/>
+      </w:pPr>
+      <w:rPr>
+        <w:rFonts w:ascii="Wingdings" w:hAnsi="Wingdings" w:hint="default"/>
+        <w:sz w:val="20"/>
+      </w:rPr>
+    </w:lvl>
+    <w:lvl w:ilvl="5" w:tentative="1">
+      <w:start w:val="1"/>
+      <w:numFmt w:val="bullet"/>
+      <w:lvlText w:val=""/>
+      <w:lvlJc w:val="left"/>
+      <w:pPr>
+        <w:tabs>
+          <w:tab w:val="num" w:pos="4320"/>
+        </w:tabs>
+        <w:ind w:left="4320" w:hanging="360"/>
+      </w:pPr>
+      <w:rPr>
+        <w:rFonts w:ascii="Wingdings" w:hAnsi="Wingdings" w:hint="default"/>
+        <w:sz w:val="20"/>
+      </w:rPr>
+    </w:lvl>
+    <w:lvl w:ilvl="6" w:tentative="1">
+      <w:start w:val="1"/>
+      <w:numFmt w:val="bullet"/>
+      <w:lvlText w:val=""/>
+      <w:lvlJc w:val="left"/>
+      <w:pPr>
+        <w:tabs>
+          <w:tab w:val="num" w:pos="5040"/>
+        </w:tabs>
+        <w:ind w:left="5040" w:hanging="360"/>
+      </w:pPr>
+      <w:rPr>
+        <w:rFonts w:ascii="Wingdings" w:hAnsi="Wingdings" w:hint="default"/>
+        <w:sz w:val="20"/>
+      </w:rPr>
+    </w:lvl>
+    <w:lvl w:ilvl="7" w:tentative="1">
+      <w:start w:val="1"/>
+      <w:numFmt w:val="bullet"/>
+      <w:lvlText w:val=""/>
+      <w:lvlJc w:val="left"/>
+      <w:pPr>
+        <w:tabs>
+          <w:tab w:val="num" w:pos="5760"/>
+        </w:tabs>
+        <w:ind w:left="5760" w:hanging="360"/>
+      </w:pPr>
+      <w:rPr>
+        <w:rFonts w:ascii="Wingdings" w:hAnsi="Wingdings" w:hint="default"/>
+        <w:sz w:val="20"/>
+      </w:rPr>
+    </w:lvl>
+    <w:lvl w:ilvl="8" w:tentative="1">
+      <w:start w:val="1"/>
+      <w:numFmt w:val="bullet"/>
+      <w:lvlText w:val=""/>
+      <w:lvlJc w:val="left"/>
+      <w:pPr>
+        <w:tabs>
+          <w:tab w:val="num" w:pos="6480"/>
+        </w:tabs>
+        <w:ind w:left="6480" w:hanging="360"/>
+      </w:pPr>
+      <w:rPr>
+        <w:rFonts w:ascii="Wingdings" w:hAnsi="Wingdings" w:hint="default"/>
+        <w:sz w:val="20"/>
+      </w:rPr>
+    </w:lvl>
+  </w:abstractNum>
+  <w:abstractNum w:abstractNumId="1" w15:restartNumberingAfterBreak="0">
+    <w:nsid w:val="08D34834"/>
+    <w:multiLevelType w:val="multilevel"/>
+    <w:tmpl w:val="7FB6E8A6"/>
+    <w:lvl w:ilvl="0">
+      <w:start w:val="1"/>
+      <w:numFmt w:val="bullet"/>
+      <w:lvlText w:val=""/>
+      <w:lvlJc w:val="left"/>
+      <w:pPr>
+        <w:tabs>
+          <w:tab w:val="num" w:pos="720"/>
+        </w:tabs>
+        <w:ind w:left="720" w:hanging="360"/>
+      </w:pPr>
+      <w:rPr>
+        <w:rFonts w:ascii="Symbol" w:hAnsi="Symbol" w:hint="default"/>
+        <w:sz w:val="20"/>
+      </w:rPr>
+    </w:lvl>
+    <w:lvl w:ilvl="1" w:tentative="1">
+      <w:start w:val="1"/>
+      <w:numFmt w:val="bullet"/>
+      <w:lvlText w:val="o"/>
+      <w:lvlJc w:val="left"/>
+      <w:pPr>
+        <w:tabs>
+          <w:tab w:val="num" w:pos="1440"/>
+        </w:tabs>
+        <w:ind w:left="1440" w:hanging="360"/>
+      </w:pPr>
+      <w:rPr>
+        <w:rFonts w:ascii="Courier New" w:hAnsi="Courier New" w:hint="default"/>
+        <w:sz w:val="20"/>
+      </w:rPr>
+    </w:lvl>
+    <w:lvl w:ilvl="2" w:tentative="1">
+      <w:start w:val="1"/>
+      <w:numFmt w:val="bullet"/>
+      <w:lvlText w:val=""/>
+      <w:lvlJc w:val="left"/>
+      <w:pPr>
+        <w:tabs>
+          <w:tab w:val="num" w:pos="2160"/>
+        </w:tabs>
+        <w:ind w:left="2160" w:hanging="360"/>
+      </w:pPr>
+      <w:rPr>
+        <w:rFonts w:ascii="Wingdings" w:hAnsi="Wingdings" w:hint="default"/>
+        <w:sz w:val="20"/>
+      </w:rPr>
+    </w:lvl>
+    <w:lvl w:ilvl="3" w:tentative="1">
+      <w:start w:val="1"/>
+      <w:numFmt w:val="bullet"/>
+      <w:lvlText w:val=""/>
+      <w:lvlJc w:val="left"/>
+      <w:pPr>
+        <w:tabs>
+          <w:tab w:val="num" w:pos="2880"/>
+        </w:tabs>
+        <w:ind w:left="2880" w:hanging="360"/>
+      </w:pPr>
+      <w:rPr>
+        <w:rFonts w:ascii="Wingdings" w:hAnsi="Wingdings" w:hint="default"/>
+        <w:sz w:val="20"/>
+      </w:rPr>
+    </w:lvl>
+    <w:lvl w:ilvl="4" w:tentative="1">
+      <w:start w:val="1"/>
+      <w:numFmt w:val="bullet"/>
+      <w:lvlText w:val=""/>
+      <w:lvlJc w:val="left"/>
+      <w:pPr>
+        <w:tabs>
+          <w:tab w:val="num" w:pos="3600"/>
+        </w:tabs>
+        <w:ind w:left="3600" w:hanging="360"/>
+      </w:pPr>
+      <w:rPr>
+        <w:rFonts w:ascii="Wingdings" w:hAnsi="Wingdings" w:hint="default"/>
+        <w:sz w:val="20"/>
+      </w:rPr>
+    </w:lvl>
+    <w:lvl w:ilvl="5" w:tentative="1">
+      <w:start w:val="1"/>
+      <w:numFmt w:val="bullet"/>
+      <w:lvlText w:val=""/>
+      <w:lvlJc w:val="left"/>
+      <w:pPr>
+        <w:tabs>
+          <w:tab w:val="num" w:pos="4320"/>
+        </w:tabs>
+        <w:ind w:left="4320" w:hanging="360"/>
+      </w:pPr>
+      <w:rPr>
+        <w:rFonts w:ascii="Wingdings" w:hAnsi="Wingdings" w:hint="default"/>
+        <w:sz w:val="20"/>
+      </w:rPr>
+    </w:lvl>
+    <w:lvl w:ilvl="6" w:tentative="1">
+      <w:start w:val="1"/>
+      <w:numFmt w:val="bullet"/>
+      <w:lvlText w:val=""/>
+      <w:lvlJc w:val="left"/>
+      <w:pPr>
+        <w:tabs>
+          <w:tab w:val="num" w:pos="5040"/>
+        </w:tabs>
+        <w:ind w:left="5040" w:hanging="360"/>
+      </w:pPr>
+      <w:rPr>
+        <w:rFonts w:ascii="Wingdings" w:hAnsi="Wingdings" w:hint="default"/>
+        <w:sz w:val="20"/>
+      </w:rPr>
+    </w:lvl>
+    <w:lvl w:ilvl="7" w:tentative="1">
+      <w:start w:val="1"/>
+      <w:numFmt w:val="bullet"/>
+      <w:lvlText w:val=""/>
+      <w:lvlJc w:val="left"/>
+      <w:pPr>
+        <w:tabs>
+          <w:tab w:val="num" w:pos="5760"/>
+        </w:tabs>
+        <w:ind w:left="5760" w:hanging="360"/>
+      </w:pPr>
+      <w:rPr>
+        <w:rFonts w:ascii="Wingdings" w:hAnsi="Wingdings" w:hint="default"/>
+        <w:sz w:val="20"/>
+      </w:rPr>
+    </w:lvl>
+    <w:lvl w:ilvl="8" w:tentative="1">
+      <w:start w:val="1"/>
+      <w:numFmt w:val="bullet"/>
+      <w:lvlText w:val=""/>
+      <w:lvlJc w:val="left"/>
+      <w:pPr>
+        <w:tabs>
+          <w:tab w:val="num" w:pos="6480"/>
+        </w:tabs>
+        <w:ind w:left="6480" w:hanging="360"/>
+      </w:pPr>
+      <w:rPr>
+        <w:rFonts w:ascii="Wingdings" w:hAnsi="Wingdings" w:hint="default"/>
+        <w:sz w:val="20"/>
+      </w:rPr>
+    </w:lvl>
+  </w:abstractNum>
+  <w:abstractNum w:abstractNumId="2" w15:restartNumberingAfterBreak="0">
+    <w:nsid w:val="09290DBC"/>
+    <w:multiLevelType w:val="multilevel"/>
+    <w:tmpl w:val="2124ACC6"/>
+    <w:lvl w:ilvl="0">
+      <w:start w:val="1"/>
+      <w:numFmt w:val="bullet"/>
+      <w:lvlText w:val=""/>
+      <w:lvlJc w:val="left"/>
+      <w:pPr>
+        <w:tabs>
+          <w:tab w:val="num" w:pos="720"/>
+        </w:tabs>
+        <w:ind w:left="720" w:hanging="360"/>
+      </w:pPr>
+      <w:rPr>
+        <w:rFonts w:ascii="Symbol" w:hAnsi="Symbol" w:hint="default"/>
+        <w:sz w:val="20"/>
+      </w:rPr>
+    </w:lvl>
+    <w:lvl w:ilvl="1" w:tentative="1">
+      <w:start w:val="1"/>
+      <w:numFmt w:val="bullet"/>
+      <w:lvlText w:val="o"/>
+      <w:lvlJc w:val="left"/>
+      <w:pPr>
+        <w:tabs>
+          <w:tab w:val="num" w:pos="1440"/>
+        </w:tabs>
+        <w:ind w:left="1440" w:hanging="360"/>
+      </w:pPr>
+      <w:rPr>
+        <w:rFonts w:ascii="Courier New" w:hAnsi="Courier New" w:hint="default"/>
+        <w:sz w:val="20"/>
+      </w:rPr>
+    </w:lvl>
+    <w:lvl w:ilvl="2" w:tentative="1">
+      <w:start w:val="1"/>
+      <w:numFmt w:val="bullet"/>
+      <w:lvlText w:val=""/>
+      <w:lvlJc w:val="left"/>
+      <w:pPr>
+        <w:tabs>
+          <w:tab w:val="num" w:pos="2160"/>
+        </w:tabs>
+        <w:ind w:left="2160" w:hanging="360"/>
+      </w:pPr>
+      <w:rPr>
+        <w:rFonts w:ascii="Wingdings" w:hAnsi="Wingdings" w:hint="default"/>
+        <w:sz w:val="20"/>
+      </w:rPr>
+    </w:lvl>
+    <w:lvl w:ilvl="3" w:tentative="1">
+      <w:start w:val="1"/>
+      <w:numFmt w:val="bullet"/>
+      <w:lvlText w:val=""/>
+      <w:lvlJc w:val="left"/>
+      <w:pPr>
+        <w:tabs>
+          <w:tab w:val="num" w:pos="2880"/>
+        </w:tabs>
+        <w:ind w:left="2880" w:hanging="360"/>
+      </w:pPr>
+      <w:rPr>
+        <w:rFonts w:ascii="Wingdings" w:hAnsi="Wingdings" w:hint="default"/>
+        <w:sz w:val="20"/>
+      </w:rPr>
+    </w:lvl>
+    <w:lvl w:ilvl="4" w:tentative="1">
+      <w:start w:val="1"/>
+      <w:numFmt w:val="bullet"/>
+      <w:lvlText w:val=""/>
+      <w:lvlJc w:val="left"/>
+      <w:pPr>
+        <w:tabs>
+          <w:tab w:val="num" w:pos="3600"/>
+        </w:tabs>
+        <w:ind w:left="3600" w:hanging="360"/>
+      </w:pPr>
+      <w:rPr>
+        <w:rFonts w:ascii="Wingdings" w:hAnsi="Wingdings" w:hint="default"/>
+        <w:sz w:val="20"/>
+      </w:rPr>
+    </w:lvl>
+    <w:lvl w:ilvl="5" w:tentative="1">
+      <w:start w:val="1"/>
+      <w:numFmt w:val="bullet"/>
+      <w:lvlText w:val=""/>
+      <w:lvlJc w:val="left"/>
+      <w:pPr>
+        <w:tabs>
+          <w:tab w:val="num" w:pos="4320"/>
+        </w:tabs>
+        <w:ind w:left="4320" w:hanging="360"/>
+      </w:pPr>
+      <w:rPr>
+        <w:rFonts w:ascii="Wingdings" w:hAnsi="Wingdings" w:hint="default"/>
+        <w:sz w:val="20"/>
+      </w:rPr>
+    </w:lvl>
+    <w:lvl w:ilvl="6" w:tentative="1">
+      <w:start w:val="1"/>
+      <w:numFmt w:val="bullet"/>
+      <w:lvlText w:val=""/>
+      <w:lvlJc w:val="left"/>
+      <w:pPr>
+        <w:tabs>
+          <w:tab w:val="num" w:pos="5040"/>
+        </w:tabs>
+        <w:ind w:left="5040" w:hanging="360"/>
+      </w:pPr>
+      <w:rPr>
+        <w:rFonts w:ascii="Wingdings" w:hAnsi="Wingdings" w:hint="default"/>
+        <w:sz w:val="20"/>
+      </w:rPr>
+    </w:lvl>
+    <w:lvl w:ilvl="7" w:tentative="1">
+      <w:start w:val="1"/>
+      <w:numFmt w:val="bullet"/>
+      <w:lvlText w:val=""/>
+      <w:lvlJc w:val="left"/>
+      <w:pPr>
+        <w:tabs>
+          <w:tab w:val="num" w:pos="5760"/>
+        </w:tabs>
+        <w:ind w:left="5760" w:hanging="360"/>
+      </w:pPr>
+      <w:rPr>
+        <w:rFonts w:ascii="Wingdings" w:hAnsi="Wingdings" w:hint="default"/>
+        <w:sz w:val="20"/>
+      </w:rPr>
+    </w:lvl>
+    <w:lvl w:ilvl="8" w:tentative="1">
+      <w:start w:val="1"/>
+      <w:numFmt w:val="bullet"/>
+      <w:lvlText w:val=""/>
+      <w:lvlJc w:val="left"/>
+      <w:pPr>
+        <w:tabs>
+          <w:tab w:val="num" w:pos="6480"/>
+        </w:tabs>
+        <w:ind w:left="6480" w:hanging="360"/>
+      </w:pPr>
+      <w:rPr>
+        <w:rFonts w:ascii="Wingdings" w:hAnsi="Wingdings" w:hint="default"/>
+        <w:sz w:val="20"/>
+      </w:rPr>
+    </w:lvl>
+  </w:abstractNum>
+  <w:abstractNum w:abstractNumId="3" w15:restartNumberingAfterBreak="0">
+    <w:nsid w:val="28CE31F6"/>
+    <w:multiLevelType w:val="multilevel"/>
+    <w:tmpl w:val="AA46B54C"/>
+    <w:lvl w:ilvl="0">
+      <w:start w:val="1"/>
+      <w:numFmt w:val="bullet"/>
+      <w:lvlText w:val=""/>
+      <w:lvlJc w:val="left"/>
+      <w:pPr>
+        <w:tabs>
+          <w:tab w:val="num" w:pos="720"/>
+        </w:tabs>
+        <w:ind w:left="720" w:hanging="360"/>
+      </w:pPr>
+      <w:rPr>
+        <w:rFonts w:ascii="Symbol" w:hAnsi="Symbol" w:hint="default"/>
+        <w:sz w:val="20"/>
+      </w:rPr>
+    </w:lvl>
+    <w:lvl w:ilvl="1" w:tentative="1">
+      <w:start w:val="1"/>
+      <w:numFmt w:val="bullet"/>
+      <w:lvlText w:val="o"/>
+      <w:lvlJc w:val="left"/>
+      <w:pPr>
+        <w:tabs>
+          <w:tab w:val="num" w:pos="1440"/>
+        </w:tabs>
+        <w:ind w:left="1440" w:hanging="360"/>
+      </w:pPr>
+      <w:rPr>
+        <w:rFonts w:ascii="Courier New" w:hAnsi="Courier New" w:hint="default"/>
+        <w:sz w:val="20"/>
+      </w:rPr>
+    </w:lvl>
+    <w:lvl w:ilvl="2" w:tentative="1">
+      <w:start w:val="1"/>
+      <w:numFmt w:val="bullet"/>
+      <w:lvlText w:val=""/>
+      <w:lvlJc w:val="left"/>
+      <w:pPr>
+        <w:tabs>
+          <w:tab w:val="num" w:pos="2160"/>
+        </w:tabs>
+        <w:ind w:left="2160" w:hanging="360"/>
+      </w:pPr>
+      <w:rPr>
+        <w:rFonts w:ascii="Wingdings" w:hAnsi="Wingdings" w:hint="default"/>
+        <w:sz w:val="20"/>
+      </w:rPr>
+    </w:lvl>
+    <w:lvl w:ilvl="3" w:tentative="1">
+      <w:start w:val="1"/>
+      <w:numFmt w:val="bullet"/>
+      <w:lvlText w:val=""/>
+      <w:lvlJc w:val="left"/>
+      <w:pPr>
+        <w:tabs>
+          <w:tab w:val="num" w:pos="2880"/>
+        </w:tabs>
+        <w:ind w:left="2880" w:hanging="360"/>
+      </w:pPr>
+      <w:rPr>
+        <w:rFonts w:ascii="Wingdings" w:hAnsi="Wingdings" w:hint="default"/>
+        <w:sz w:val="20"/>
+      </w:rPr>
+    </w:lvl>
+    <w:lvl w:ilvl="4" w:tentative="1">
+      <w:start w:val="1"/>
+      <w:numFmt w:val="bullet"/>
+      <w:lvlText w:val=""/>
+      <w:lvlJc w:val="left"/>
+      <w:pPr>
+        <w:tabs>
+          <w:tab w:val="num" w:pos="3600"/>
+        </w:tabs>
+        <w:ind w:left="3600" w:hanging="360"/>
+      </w:pPr>
+      <w:rPr>
+        <w:rFonts w:ascii="Wingdings" w:hAnsi="Wingdings" w:hint="default"/>
+        <w:sz w:val="20"/>
+      </w:rPr>
+    </w:lvl>
+    <w:lvl w:ilvl="5" w:tentative="1">
+      <w:start w:val="1"/>
+      <w:numFmt w:val="bullet"/>
+      <w:lvlText w:val=""/>
+      <w:lvlJc w:val="left"/>
+      <w:pPr>
+        <w:tabs>
+          <w:tab w:val="num" w:pos="4320"/>
+        </w:tabs>
+        <w:ind w:left="4320" w:hanging="360"/>
+      </w:pPr>
+      <w:rPr>
+        <w:rFonts w:ascii="Wingdings" w:hAnsi="Wingdings" w:hint="default"/>
+        <w:sz w:val="20"/>
+      </w:rPr>
+    </w:lvl>
+    <w:lvl w:ilvl="6" w:tentative="1">
+      <w:start w:val="1"/>
+      <w:numFmt w:val="bullet"/>
+      <w:lvlText w:val=""/>
+      <w:lvlJc w:val="left"/>
+      <w:pPr>
+        <w:tabs>
+          <w:tab w:val="num" w:pos="5040"/>
+        </w:tabs>
+        <w:ind w:left="5040" w:hanging="360"/>
+      </w:pPr>
+      <w:rPr>
+        <w:rFonts w:ascii="Wingdings" w:hAnsi="Wingdings" w:hint="default"/>
+        <w:sz w:val="20"/>
+      </w:rPr>
+    </w:lvl>
+    <w:lvl w:ilvl="7" w:tentative="1">
+      <w:start w:val="1"/>
+      <w:numFmt w:val="bullet"/>
+      <w:lvlText w:val=""/>
+      <w:lvlJc w:val="left"/>
+      <w:pPr>
+        <w:tabs>
+          <w:tab w:val="num" w:pos="5760"/>
+        </w:tabs>
+        <w:ind w:left="5760" w:hanging="360"/>
+      </w:pPr>
+      <w:rPr>
+        <w:rFonts w:ascii="Wingdings" w:hAnsi="Wingdings" w:hint="default"/>
+        <w:sz w:val="20"/>
+      </w:rPr>
+    </w:lvl>
+    <w:lvl w:ilvl="8" w:tentative="1">
+      <w:start w:val="1"/>
+      <w:numFmt w:val="bullet"/>
+      <w:lvlText w:val=""/>
+      <w:lvlJc w:val="left"/>
+      <w:pPr>
+        <w:tabs>
+          <w:tab w:val="num" w:pos="6480"/>
+        </w:tabs>
+        <w:ind w:left="6480" w:hanging="360"/>
+      </w:pPr>
+      <w:rPr>
+        <w:rFonts w:ascii="Wingdings" w:hAnsi="Wingdings" w:hint="default"/>
+        <w:sz w:val="20"/>
+      </w:rPr>
+    </w:lvl>
+  </w:abstractNum>
+  <w:abstractNum w:abstractNumId="4" w15:restartNumberingAfterBreak="0">
+    <w:nsid w:val="2ED97735"/>
+    <w:multiLevelType w:val="multilevel"/>
+    <w:tmpl w:val="148485E8"/>
+    <w:lvl w:ilvl="0">
+      <w:start w:val="1"/>
+      <w:numFmt w:val="bullet"/>
+      <w:lvlText w:val=""/>
+      <w:lvlJc w:val="left"/>
+      <w:pPr>
+        <w:tabs>
+          <w:tab w:val="num" w:pos="720"/>
+        </w:tabs>
+        <w:ind w:left="720" w:hanging="360"/>
+      </w:pPr>
+      <w:rPr>
+        <w:rFonts w:ascii="Symbol" w:hAnsi="Symbol" w:hint="default"/>
+        <w:sz w:val="20"/>
+      </w:rPr>
+    </w:lvl>
+    <w:lvl w:ilvl="1" w:tentative="1">
+      <w:start w:val="1"/>
+      <w:numFmt w:val="bullet"/>
+      <w:lvlText w:val="o"/>
+      <w:lvlJc w:val="left"/>
+      <w:pPr>
+        <w:tabs>
+          <w:tab w:val="num" w:pos="1440"/>
+        </w:tabs>
+        <w:ind w:left="1440" w:hanging="360"/>
+      </w:pPr>
+      <w:rPr>
+        <w:rFonts w:ascii="Courier New" w:hAnsi="Courier New" w:hint="default"/>
+        <w:sz w:val="20"/>
+      </w:rPr>
+    </w:lvl>
+    <w:lvl w:ilvl="2" w:tentative="1">
+      <w:start w:val="1"/>
+      <w:numFmt w:val="bullet"/>
+      <w:lvlText w:val=""/>
+      <w:lvlJc w:val="left"/>
+      <w:pPr>
+        <w:tabs>
+          <w:tab w:val="num" w:pos="2160"/>
+        </w:tabs>
+        <w:ind w:left="2160" w:hanging="360"/>
+      </w:pPr>
+      <w:rPr>
+        <w:rFonts w:ascii="Wingdings" w:hAnsi="Wingdings" w:hint="default"/>
+        <w:sz w:val="20"/>
+      </w:rPr>
+    </w:lvl>
+    <w:lvl w:ilvl="3" w:tentative="1">
+      <w:start w:val="1"/>
+      <w:numFmt w:val="bullet"/>
+      <w:lvlText w:val=""/>
+      <w:lvlJc w:val="left"/>
+      <w:pPr>
+        <w:tabs>
+          <w:tab w:val="num" w:pos="2880"/>
+        </w:tabs>
+        <w:ind w:left="2880" w:hanging="360"/>
+      </w:pPr>
+      <w:rPr>
+        <w:rFonts w:ascii="Wingdings" w:hAnsi="Wingdings" w:hint="default"/>
+        <w:sz w:val="20"/>
+      </w:rPr>
+    </w:lvl>
+    <w:lvl w:ilvl="4" w:tentative="1">
+      <w:start w:val="1"/>
+      <w:numFmt w:val="bullet"/>
+      <w:lvlText w:val=""/>
+      <w:lvlJc w:val="left"/>
+      <w:pPr>
+        <w:tabs>
+          <w:tab w:val="num" w:pos="3600"/>
+        </w:tabs>
+        <w:ind w:left="3600" w:hanging="360"/>
+      </w:pPr>
+      <w:rPr>
+        <w:rFonts w:ascii="Wingdings" w:hAnsi="Wingdings" w:hint="default"/>
+        <w:sz w:val="20"/>
+      </w:rPr>
+    </w:lvl>
+    <w:lvl w:ilvl="5" w:tentative="1">
+      <w:start w:val="1"/>
+      <w:numFmt w:val="bullet"/>
+      <w:lvlText w:val=""/>
+      <w:lvlJc w:val="left"/>
+      <w:pPr>
+        <w:tabs>
+          <w:tab w:val="num" w:pos="4320"/>
+        </w:tabs>
+        <w:ind w:left="4320" w:hanging="360"/>
+      </w:pPr>
+      <w:rPr>
+        <w:rFonts w:ascii="Wingdings" w:hAnsi="Wingdings" w:hint="default"/>
+        <w:sz w:val="20"/>
+      </w:rPr>
+    </w:lvl>
+    <w:lvl w:ilvl="6" w:tentative="1">
+      <w:start w:val="1"/>
+      <w:numFmt w:val="bullet"/>
+      <w:lvlText w:val=""/>
+      <w:lvlJc w:val="left"/>
+      <w:pPr>
+        <w:tabs>
+          <w:tab w:val="num" w:pos="5040"/>
+        </w:tabs>
+        <w:ind w:left="5040" w:hanging="360"/>
+      </w:pPr>
+      <w:rPr>
+        <w:rFonts w:ascii="Wingdings" w:hAnsi="Wingdings" w:hint="default"/>
+        <w:sz w:val="20"/>
+      </w:rPr>
+    </w:lvl>
+    <w:lvl w:ilvl="7" w:tentative="1">
+      <w:start w:val="1"/>
+      <w:numFmt w:val="bullet"/>
+      <w:lvlText w:val=""/>
+      <w:lvlJc w:val="left"/>
+      <w:pPr>
+        <w:tabs>
+          <w:tab w:val="num" w:pos="5760"/>
+        </w:tabs>
+        <w:ind w:left="5760" w:hanging="360"/>
+      </w:pPr>
+      <w:rPr>
+        <w:rFonts w:ascii="Wingdings" w:hAnsi="Wingdings" w:hint="default"/>
+        <w:sz w:val="20"/>
+      </w:rPr>
+    </w:lvl>
+    <w:lvl w:ilvl="8" w:tentative="1">
+      <w:start w:val="1"/>
+      <w:numFmt w:val="bullet"/>
+      <w:lvlText w:val=""/>
+      <w:lvlJc w:val="left"/>
+      <w:pPr>
+        <w:tabs>
+          <w:tab w:val="num" w:pos="6480"/>
+        </w:tabs>
+        <w:ind w:left="6480" w:hanging="360"/>
+      </w:pPr>
+      <w:rPr>
+        <w:rFonts w:ascii="Wingdings" w:hAnsi="Wingdings" w:hint="default"/>
+        <w:sz w:val="20"/>
+      </w:rPr>
+    </w:lvl>
+  </w:abstractNum>
+  <w:abstractNum w:abstractNumId="5" w15:restartNumberingAfterBreak="0">
+    <w:nsid w:val="30F30A71"/>
+    <w:multiLevelType w:val="multilevel"/>
+    <w:tmpl w:val="99ACFBDC"/>
+    <w:lvl w:ilvl="0">
+      <w:start w:val="1"/>
+      <w:numFmt w:val="bullet"/>
+      <w:lvlText w:val=""/>
+      <w:lvlJc w:val="left"/>
+      <w:pPr>
+        <w:tabs>
+          <w:tab w:val="num" w:pos="720"/>
+        </w:tabs>
+        <w:ind w:left="720" w:hanging="360"/>
+      </w:pPr>
+      <w:rPr>
+        <w:rFonts w:ascii="Symbol" w:hAnsi="Symbol" w:hint="default"/>
+        <w:sz w:val="20"/>
+      </w:rPr>
+    </w:lvl>
+    <w:lvl w:ilvl="1" w:tentative="1">
+      <w:start w:val="1"/>
+      <w:numFmt w:val="bullet"/>
+      <w:lvlText w:val="o"/>
+      <w:lvlJc w:val="left"/>
+      <w:pPr>
+        <w:tabs>
+          <w:tab w:val="num" w:pos="1440"/>
+        </w:tabs>
+        <w:ind w:left="1440" w:hanging="360"/>
+      </w:pPr>
+      <w:rPr>
+        <w:rFonts w:ascii="Courier New" w:hAnsi="Courier New" w:hint="default"/>
+        <w:sz w:val="20"/>
+      </w:rPr>
+    </w:lvl>
+    <w:lvl w:ilvl="2" w:tentative="1">
+      <w:start w:val="1"/>
+      <w:numFmt w:val="bullet"/>
+      <w:lvlText w:val=""/>
+      <w:lvlJc w:val="left"/>
+      <w:pPr>
+        <w:tabs>
+          <w:tab w:val="num" w:pos="2160"/>
+        </w:tabs>
+        <w:ind w:left="2160" w:hanging="360"/>
+      </w:pPr>
+      <w:rPr>
+        <w:rFonts w:ascii="Wingdings" w:hAnsi="Wingdings" w:hint="default"/>
+        <w:sz w:val="20"/>
+      </w:rPr>
+    </w:lvl>
+    <w:lvl w:ilvl="3" w:tentative="1">
+      <w:start w:val="1"/>
+      <w:numFmt w:val="bullet"/>
+      <w:lvlText w:val=""/>
+      <w:lvlJc w:val="left"/>
+      <w:pPr>
+        <w:tabs>
+          <w:tab w:val="num" w:pos="2880"/>
+        </w:tabs>
+        <w:ind w:left="2880" w:hanging="360"/>
+      </w:pPr>
+      <w:rPr>
+        <w:rFonts w:ascii="Wingdings" w:hAnsi="Wingdings" w:hint="default"/>
+        <w:sz w:val="20"/>
+      </w:rPr>
+    </w:lvl>
+    <w:lvl w:ilvl="4" w:tentative="1">
+      <w:start w:val="1"/>
+      <w:numFmt w:val="bullet"/>
+      <w:lvlText w:val=""/>
+      <w:lvlJc w:val="left"/>
+      <w:pPr>
+        <w:tabs>
+          <w:tab w:val="num" w:pos="3600"/>
+        </w:tabs>
+        <w:ind w:left="3600" w:hanging="360"/>
+      </w:pPr>
+      <w:rPr>
+        <w:rFonts w:ascii="Wingdings" w:hAnsi="Wingdings" w:hint="default"/>
+        <w:sz w:val="20"/>
+      </w:rPr>
+    </w:lvl>
+    <w:lvl w:ilvl="5" w:tentative="1">
+      <w:start w:val="1"/>
+      <w:numFmt w:val="bullet"/>
+      <w:lvlText w:val=""/>
+      <w:lvlJc w:val="left"/>
+      <w:pPr>
+        <w:tabs>
+          <w:tab w:val="num" w:pos="4320"/>
+        </w:tabs>
+        <w:ind w:left="4320" w:hanging="360"/>
+      </w:pPr>
+      <w:rPr>
+        <w:rFonts w:ascii="Wingdings" w:hAnsi="Wingdings" w:hint="default"/>
+        <w:sz w:val="20"/>
+      </w:rPr>
+    </w:lvl>
+    <w:lvl w:ilvl="6" w:tentative="1">
+      <w:start w:val="1"/>
+      <w:numFmt w:val="bullet"/>
+      <w:lvlText w:val=""/>
+      <w:lvlJc w:val="left"/>
+      <w:pPr>
+        <w:tabs>
+          <w:tab w:val="num" w:pos="5040"/>
+        </w:tabs>
+        <w:ind w:left="5040" w:hanging="360"/>
+      </w:pPr>
+      <w:rPr>
+        <w:rFonts w:ascii="Wingdings" w:hAnsi="Wingdings" w:hint="default"/>
+        <w:sz w:val="20"/>
+      </w:rPr>
+    </w:lvl>
+    <w:lvl w:ilvl="7" w:tentative="1">
+      <w:start w:val="1"/>
+      <w:numFmt w:val="bullet"/>
+      <w:lvlText w:val=""/>
+      <w:lvlJc w:val="left"/>
+      <w:pPr>
+        <w:tabs>
+          <w:tab w:val="num" w:pos="5760"/>
+        </w:tabs>
+        <w:ind w:left="5760" w:hanging="360"/>
+      </w:pPr>
+      <w:rPr>
+        <w:rFonts w:ascii="Wingdings" w:hAnsi="Wingdings" w:hint="default"/>
+        <w:sz w:val="20"/>
+      </w:rPr>
+    </w:lvl>
+    <w:lvl w:ilvl="8" w:tentative="1">
+      <w:start w:val="1"/>
+      <w:numFmt w:val="bullet"/>
+      <w:lvlText w:val=""/>
+      <w:lvlJc w:val="left"/>
+      <w:pPr>
+        <w:tabs>
+          <w:tab w:val="num" w:pos="6480"/>
+        </w:tabs>
+        <w:ind w:left="6480" w:hanging="360"/>
+      </w:pPr>
+      <w:rPr>
+        <w:rFonts w:ascii="Wingdings" w:hAnsi="Wingdings" w:hint="default"/>
+        <w:sz w:val="20"/>
+      </w:rPr>
+    </w:lvl>
+  </w:abstractNum>
+  <w:abstractNum w:abstractNumId="6" w15:restartNumberingAfterBreak="0">
+    <w:nsid w:val="37A57742"/>
+    <w:multiLevelType w:val="multilevel"/>
+    <w:tmpl w:val="C718566A"/>
+    <w:lvl w:ilvl="0">
+      <w:start w:val="1"/>
+      <w:numFmt w:val="bullet"/>
+      <w:lvlText w:val=""/>
+      <w:lvlJc w:val="left"/>
+      <w:pPr>
+        <w:tabs>
+          <w:tab w:val="num" w:pos="720"/>
+        </w:tabs>
+        <w:ind w:left="720" w:hanging="360"/>
+      </w:pPr>
+      <w:rPr>
+        <w:rFonts w:ascii="Symbol" w:hAnsi="Symbol" w:hint="default"/>
+        <w:sz w:val="20"/>
+      </w:rPr>
+    </w:lvl>
+    <w:lvl w:ilvl="1" w:tentative="1">
+      <w:start w:val="1"/>
+      <w:numFmt w:val="bullet"/>
+      <w:lvlText w:val="o"/>
+      <w:lvlJc w:val="left"/>
+      <w:pPr>
+        <w:tabs>
+          <w:tab w:val="num" w:pos="1440"/>
+        </w:tabs>
+        <w:ind w:left="1440" w:hanging="360"/>
+      </w:pPr>
+      <w:rPr>
+        <w:rFonts w:ascii="Courier New" w:hAnsi="Courier New" w:hint="default"/>
+        <w:sz w:val="20"/>
+      </w:rPr>
+    </w:lvl>
+    <w:lvl w:ilvl="2" w:tentative="1">
+      <w:start w:val="1"/>
+      <w:numFmt w:val="bullet"/>
+      <w:lvlText w:val=""/>
+      <w:lvlJc w:val="left"/>
+      <w:pPr>
+        <w:tabs>
+          <w:tab w:val="num" w:pos="2160"/>
+        </w:tabs>
+        <w:ind w:left="2160" w:hanging="360"/>
+      </w:pPr>
+      <w:rPr>
+        <w:rFonts w:ascii="Wingdings" w:hAnsi="Wingdings" w:hint="default"/>
+        <w:sz w:val="20"/>
+      </w:rPr>
+    </w:lvl>
+    <w:lvl w:ilvl="3" w:tentative="1">
+      <w:start w:val="1"/>
+      <w:numFmt w:val="bullet"/>
+      <w:lvlText w:val=""/>
+      <w:lvlJc w:val="left"/>
+      <w:pPr>
+        <w:tabs>
+          <w:tab w:val="num" w:pos="2880"/>
+        </w:tabs>
+        <w:ind w:left="2880" w:hanging="360"/>
+      </w:pPr>
+      <w:rPr>
+        <w:rFonts w:ascii="Wingdings" w:hAnsi="Wingdings" w:hint="default"/>
+        <w:sz w:val="20"/>
+      </w:rPr>
+    </w:lvl>
+    <w:lvl w:ilvl="4" w:tentative="1">
+      <w:start w:val="1"/>
+      <w:numFmt w:val="bullet"/>
+      <w:lvlText w:val=""/>
+      <w:lvlJc w:val="left"/>
+      <w:pPr>
+        <w:tabs>
+          <w:tab w:val="num" w:pos="3600"/>
+        </w:tabs>
+        <w:ind w:left="3600" w:hanging="360"/>
+      </w:pPr>
+      <w:rPr>
+        <w:rFonts w:ascii="Wingdings" w:hAnsi="Wingdings" w:hint="default"/>
+        <w:sz w:val="20"/>
+      </w:rPr>
+    </w:lvl>
+    <w:lvl w:ilvl="5" w:tentative="1">
+      <w:start w:val="1"/>
+      <w:numFmt w:val="bullet"/>
+      <w:lvlText w:val=""/>
+      <w:lvlJc w:val="left"/>
+      <w:pPr>
+        <w:tabs>
+          <w:tab w:val="num" w:pos="4320"/>
+        </w:tabs>
+        <w:ind w:left="4320" w:hanging="360"/>
+      </w:pPr>
+      <w:rPr>
+        <w:rFonts w:ascii="Wingdings" w:hAnsi="Wingdings" w:hint="default"/>
+        <w:sz w:val="20"/>
+      </w:rPr>
+    </w:lvl>
+    <w:lvl w:ilvl="6" w:tentative="1">
+      <w:start w:val="1"/>
+      <w:numFmt w:val="bullet"/>
+      <w:lvlText w:val=""/>
+      <w:lvlJc w:val="left"/>
+      <w:pPr>
+        <w:tabs>
+          <w:tab w:val="num" w:pos="5040"/>
+        </w:tabs>
+        <w:ind w:left="5040" w:hanging="360"/>
+      </w:pPr>
+      <w:rPr>
+        <w:rFonts w:ascii="Wingdings" w:hAnsi="Wingdings" w:hint="default"/>
+        <w:sz w:val="20"/>
+      </w:rPr>
+    </w:lvl>
+    <w:lvl w:ilvl="7" w:tentative="1">
+      <w:start w:val="1"/>
+      <w:numFmt w:val="bullet"/>
+      <w:lvlText w:val=""/>
+      <w:lvlJc w:val="left"/>
+      <w:pPr>
+        <w:tabs>
+          <w:tab w:val="num" w:pos="5760"/>
+        </w:tabs>
+        <w:ind w:left="5760" w:hanging="360"/>
+      </w:pPr>
+      <w:rPr>
+        <w:rFonts w:ascii="Wingdings" w:hAnsi="Wingdings" w:hint="default"/>
+        <w:sz w:val="20"/>
+      </w:rPr>
+    </w:lvl>
+    <w:lvl w:ilvl="8" w:tentative="1">
+      <w:start w:val="1"/>
+      <w:numFmt w:val="bullet"/>
+      <w:lvlText w:val=""/>
+      <w:lvlJc w:val="left"/>
+      <w:pPr>
+        <w:tabs>
+          <w:tab w:val="num" w:pos="6480"/>
+        </w:tabs>
+        <w:ind w:left="6480" w:hanging="360"/>
+      </w:pPr>
+      <w:rPr>
+        <w:rFonts w:ascii="Wingdings" w:hAnsi="Wingdings" w:hint="default"/>
+        <w:sz w:val="20"/>
+      </w:rPr>
+    </w:lvl>
+  </w:abstractNum>
+  <w:abstractNum w:abstractNumId="7" w15:restartNumberingAfterBreak="0">
+    <w:nsid w:val="4847183A"/>
+    <w:multiLevelType w:val="multilevel"/>
+    <w:tmpl w:val="32B49C9A"/>
+    <w:lvl w:ilvl="0">
+      <w:start w:val="1"/>
+      <w:numFmt w:val="bullet"/>
+      <w:lvlText w:val=""/>
+      <w:lvlJc w:val="left"/>
+      <w:pPr>
+        <w:tabs>
+          <w:tab w:val="num" w:pos="720"/>
+        </w:tabs>
+        <w:ind w:left="720" w:hanging="360"/>
+      </w:pPr>
+      <w:rPr>
+        <w:rFonts w:ascii="Symbol" w:hAnsi="Symbol" w:hint="default"/>
+        <w:sz w:val="20"/>
+      </w:rPr>
+    </w:lvl>
+    <w:lvl w:ilvl="1" w:tentative="1">
+      <w:start w:val="1"/>
+      <w:numFmt w:val="bullet"/>
+      <w:lvlText w:val="o"/>
+      <w:lvlJc w:val="left"/>
+      <w:pPr>
+        <w:tabs>
+          <w:tab w:val="num" w:pos="1440"/>
+        </w:tabs>
+        <w:ind w:left="1440" w:hanging="360"/>
+      </w:pPr>
+      <w:rPr>
+        <w:rFonts w:ascii="Courier New" w:hAnsi="Courier New" w:hint="default"/>
+        <w:sz w:val="20"/>
+      </w:rPr>
+    </w:lvl>
+    <w:lvl w:ilvl="2" w:tentative="1">
+      <w:start w:val="1"/>
+      <w:numFmt w:val="bullet"/>
+      <w:lvlText w:val=""/>
+      <w:lvlJc w:val="left"/>
+      <w:pPr>
+        <w:tabs>
+          <w:tab w:val="num" w:pos="2160"/>
+        </w:tabs>
+        <w:ind w:left="2160" w:hanging="360"/>
+      </w:pPr>
+      <w:rPr>
+        <w:rFonts w:ascii="Wingdings" w:hAnsi="Wingdings" w:hint="default"/>
+        <w:sz w:val="20"/>
+      </w:rPr>
+    </w:lvl>
+    <w:lvl w:ilvl="3" w:tentative="1">
+      <w:start w:val="1"/>
+      <w:numFmt w:val="bullet"/>
+      <w:lvlText w:val=""/>
+      <w:lvlJc w:val="left"/>
+      <w:pPr>
+        <w:tabs>
+          <w:tab w:val="num" w:pos="2880"/>
+        </w:tabs>
+        <w:ind w:left="2880" w:hanging="360"/>
+      </w:pPr>
+      <w:rPr>
+        <w:rFonts w:ascii="Wingdings" w:hAnsi="Wingdings" w:hint="default"/>
+        <w:sz w:val="20"/>
+      </w:rPr>
+    </w:lvl>
+    <w:lvl w:ilvl="4" w:tentative="1">
+      <w:start w:val="1"/>
+      <w:numFmt w:val="bullet"/>
+      <w:lvlText w:val=""/>
+      <w:lvlJc w:val="left"/>
+      <w:pPr>
+        <w:tabs>
+          <w:tab w:val="num" w:pos="3600"/>
+        </w:tabs>
+        <w:ind w:left="3600" w:hanging="360"/>
+      </w:pPr>
+      <w:rPr>
+        <w:rFonts w:ascii="Wingdings" w:hAnsi="Wingdings" w:hint="default"/>
+        <w:sz w:val="20"/>
+      </w:rPr>
+    </w:lvl>
+    <w:lvl w:ilvl="5" w:tentative="1">
+      <w:start w:val="1"/>
+      <w:numFmt w:val="bullet"/>
+      <w:lvlText w:val=""/>
+      <w:lvlJc w:val="left"/>
+      <w:pPr>
+        <w:tabs>
+          <w:tab w:val="num" w:pos="4320"/>
+        </w:tabs>
+        <w:ind w:left="4320" w:hanging="360"/>
+      </w:pPr>
+      <w:rPr>
+        <w:rFonts w:ascii="Wingdings" w:hAnsi="Wingdings" w:hint="default"/>
+        <w:sz w:val="20"/>
+      </w:rPr>
+    </w:lvl>
+    <w:lvl w:ilvl="6" w:tentative="1">
+      <w:start w:val="1"/>
+      <w:numFmt w:val="bullet"/>
+      <w:lvlText w:val=""/>
+      <w:lvlJc w:val="left"/>
+      <w:pPr>
+        <w:tabs>
+          <w:tab w:val="num" w:pos="5040"/>
+        </w:tabs>
+        <w:ind w:left="5040" w:hanging="360"/>
+      </w:pPr>
+      <w:rPr>
+        <w:rFonts w:ascii="Wingdings" w:hAnsi="Wingdings" w:hint="default"/>
+        <w:sz w:val="20"/>
+      </w:rPr>
+    </w:lvl>
+    <w:lvl w:ilvl="7" w:tentative="1">
+      <w:start w:val="1"/>
+      <w:numFmt w:val="bullet"/>
+      <w:lvlText w:val=""/>
+      <w:lvlJc w:val="left"/>
+      <w:pPr>
+        <w:tabs>
+          <w:tab w:val="num" w:pos="5760"/>
+        </w:tabs>
+        <w:ind w:left="5760" w:hanging="360"/>
+      </w:pPr>
+      <w:rPr>
+        <w:rFonts w:ascii="Wingdings" w:hAnsi="Wingdings" w:hint="default"/>
+        <w:sz w:val="20"/>
+      </w:rPr>
+    </w:lvl>
+    <w:lvl w:ilvl="8" w:tentative="1">
+      <w:start w:val="1"/>
+      <w:numFmt w:val="bullet"/>
+      <w:lvlText w:val=""/>
+      <w:lvlJc w:val="left"/>
+      <w:pPr>
+        <w:tabs>
+          <w:tab w:val="num" w:pos="6480"/>
+        </w:tabs>
+        <w:ind w:left="6480" w:hanging="360"/>
+      </w:pPr>
+      <w:rPr>
+        <w:rFonts w:ascii="Wingdings" w:hAnsi="Wingdings" w:hint="default"/>
+        <w:sz w:val="20"/>
+      </w:rPr>
+    </w:lvl>
+  </w:abstractNum>
+  <w:abstractNum w:abstractNumId="8" w15:restartNumberingAfterBreak="0">
+    <w:nsid w:val="5272353C"/>
+    <w:multiLevelType w:val="multilevel"/>
+    <w:tmpl w:val="E34EB8E6"/>
+    <w:lvl w:ilvl="0">
+      <w:start w:val="1"/>
+      <w:numFmt w:val="bullet"/>
+      <w:lvlText w:val=""/>
+      <w:lvlJc w:val="left"/>
+      <w:pPr>
+        <w:tabs>
+          <w:tab w:val="num" w:pos="720"/>
+        </w:tabs>
+        <w:ind w:left="720" w:hanging="360"/>
+      </w:pPr>
+      <w:rPr>
+        <w:rFonts w:ascii="Symbol" w:hAnsi="Symbol" w:hint="default"/>
+        <w:sz w:val="20"/>
+      </w:rPr>
+    </w:lvl>
+    <w:lvl w:ilvl="1" w:tentative="1">
+      <w:start w:val="1"/>
+      <w:numFmt w:val="bullet"/>
+      <w:lvlText w:val="o"/>
+      <w:lvlJc w:val="left"/>
+      <w:pPr>
+        <w:tabs>
+          <w:tab w:val="num" w:pos="1440"/>
+        </w:tabs>
+        <w:ind w:left="1440" w:hanging="360"/>
+      </w:pPr>
+      <w:rPr>
+        <w:rFonts w:ascii="Courier New" w:hAnsi="Courier New" w:hint="default"/>
+        <w:sz w:val="20"/>
+      </w:rPr>
+    </w:lvl>
+    <w:lvl w:ilvl="2" w:tentative="1">
+      <w:start w:val="1"/>
+      <w:numFmt w:val="bullet"/>
+      <w:lvlText w:val=""/>
+      <w:lvlJc w:val="left"/>
+      <w:pPr>
+        <w:tabs>
+          <w:tab w:val="num" w:pos="2160"/>
+        </w:tabs>
+        <w:ind w:left="2160" w:hanging="360"/>
+      </w:pPr>
+      <w:rPr>
+        <w:rFonts w:ascii="Wingdings" w:hAnsi="Wingdings" w:hint="default"/>
+        <w:sz w:val="20"/>
+      </w:rPr>
+    </w:lvl>
+    <w:lvl w:ilvl="3" w:tentative="1">
+      <w:start w:val="1"/>
+      <w:numFmt w:val="bullet"/>
+      <w:lvlText w:val=""/>
+      <w:lvlJc w:val="left"/>
+      <w:pPr>
+        <w:tabs>
+          <w:tab w:val="num" w:pos="2880"/>
+        </w:tabs>
+        <w:ind w:left="2880" w:hanging="360"/>
+      </w:pPr>
+      <w:rPr>
+        <w:rFonts w:ascii="Wingdings" w:hAnsi="Wingdings" w:hint="default"/>
+        <w:sz w:val="20"/>
+      </w:rPr>
+    </w:lvl>
+    <w:lvl w:ilvl="4" w:tentative="1">
+      <w:start w:val="1"/>
+      <w:numFmt w:val="bullet"/>
+      <w:lvlText w:val=""/>
+      <w:lvlJc w:val="left"/>
+      <w:pPr>
+        <w:tabs>
+          <w:tab w:val="num" w:pos="3600"/>
+        </w:tabs>
+        <w:ind w:left="3600" w:hanging="360"/>
+      </w:pPr>
+      <w:rPr>
+        <w:rFonts w:ascii="Wingdings" w:hAnsi="Wingdings" w:hint="default"/>
+        <w:sz w:val="20"/>
+      </w:rPr>
+    </w:lvl>
+    <w:lvl w:ilvl="5" w:tentative="1">
+      <w:start w:val="1"/>
+      <w:numFmt w:val="bullet"/>
+      <w:lvlText w:val=""/>
+      <w:lvlJc w:val="left"/>
+      <w:pPr>
+        <w:tabs>
+          <w:tab w:val="num" w:pos="4320"/>
+        </w:tabs>
+        <w:ind w:left="4320" w:hanging="360"/>
+      </w:pPr>
+      <w:rPr>
+        <w:rFonts w:ascii="Wingdings" w:hAnsi="Wingdings" w:hint="default"/>
+        <w:sz w:val="20"/>
+      </w:rPr>
+    </w:lvl>
+    <w:lvl w:ilvl="6" w:tentative="1">
+      <w:start w:val="1"/>
+      <w:numFmt w:val="bullet"/>
+      <w:lvlText w:val=""/>
+      <w:lvlJc w:val="left"/>
+      <w:pPr>
+        <w:tabs>
+          <w:tab w:val="num" w:pos="5040"/>
+        </w:tabs>
+        <w:ind w:left="5040" w:hanging="360"/>
+      </w:pPr>
+      <w:rPr>
+        <w:rFonts w:ascii="Wingdings" w:hAnsi="Wingdings" w:hint="default"/>
+        <w:sz w:val="20"/>
+      </w:rPr>
+    </w:lvl>
+    <w:lvl w:ilvl="7" w:tentative="1">
+      <w:start w:val="1"/>
+      <w:numFmt w:val="bullet"/>
+      <w:lvlText w:val=""/>
+      <w:lvlJc w:val="left"/>
+      <w:pPr>
+        <w:tabs>
+          <w:tab w:val="num" w:pos="5760"/>
+        </w:tabs>
+        <w:ind w:left="5760" w:hanging="360"/>
+      </w:pPr>
+      <w:rPr>
+        <w:rFonts w:ascii="Wingdings" w:hAnsi="Wingdings" w:hint="default"/>
+        <w:sz w:val="20"/>
+      </w:rPr>
+    </w:lvl>
+    <w:lvl w:ilvl="8" w:tentative="1">
+      <w:start w:val="1"/>
+      <w:numFmt w:val="bullet"/>
+      <w:lvlText w:val=""/>
+      <w:lvlJc w:val="left"/>
+      <w:pPr>
+        <w:tabs>
+          <w:tab w:val="num" w:pos="6480"/>
+        </w:tabs>
+        <w:ind w:left="6480" w:hanging="360"/>
+      </w:pPr>
+      <w:rPr>
+        <w:rFonts w:ascii="Wingdings" w:hAnsi="Wingdings" w:hint="default"/>
+        <w:sz w:val="20"/>
+      </w:rPr>
+    </w:lvl>
+  </w:abstractNum>
+  <w:abstractNum w:abstractNumId="9" w15:restartNumberingAfterBreak="0">
+    <w:nsid w:val="57C56427"/>
+    <w:multiLevelType w:val="multilevel"/>
+    <w:tmpl w:val="0DACD9CE"/>
+    <w:lvl w:ilvl="0">
+      <w:start w:val="1"/>
+      <w:numFmt w:val="bullet"/>
+      <w:lvlText w:val=""/>
+      <w:lvlJc w:val="left"/>
+      <w:pPr>
+        <w:tabs>
+          <w:tab w:val="num" w:pos="720"/>
+        </w:tabs>
+        <w:ind w:left="720" w:hanging="360"/>
+      </w:pPr>
+      <w:rPr>
+        <w:rFonts w:ascii="Symbol" w:hAnsi="Symbol" w:hint="default"/>
+        <w:sz w:val="20"/>
+      </w:rPr>
+    </w:lvl>
+    <w:lvl w:ilvl="1" w:tentative="1">
+      <w:start w:val="1"/>
+      <w:numFmt w:val="bullet"/>
+      <w:lvlText w:val="o"/>
+      <w:lvlJc w:val="left"/>
+      <w:pPr>
+        <w:tabs>
+          <w:tab w:val="num" w:pos="1440"/>
+        </w:tabs>
+        <w:ind w:left="1440" w:hanging="360"/>
+      </w:pPr>
+      <w:rPr>
+        <w:rFonts w:ascii="Courier New" w:hAnsi="Courier New" w:hint="default"/>
+        <w:sz w:val="20"/>
+      </w:rPr>
+    </w:lvl>
+    <w:lvl w:ilvl="2" w:tentative="1">
+      <w:start w:val="1"/>
+      <w:numFmt w:val="bullet"/>
+      <w:lvlText w:val=""/>
+      <w:lvlJc w:val="left"/>
+      <w:pPr>
+        <w:tabs>
+          <w:tab w:val="num" w:pos="2160"/>
+        </w:tabs>
+        <w:ind w:left="2160" w:hanging="360"/>
+      </w:pPr>
+      <w:rPr>
+        <w:rFonts w:ascii="Wingdings" w:hAnsi="Wingdings" w:hint="default"/>
+        <w:sz w:val="20"/>
+      </w:rPr>
+    </w:lvl>
+    <w:lvl w:ilvl="3" w:tentative="1">
+      <w:start w:val="1"/>
+      <w:numFmt w:val="bullet"/>
+      <w:lvlText w:val=""/>
+      <w:lvlJc w:val="left"/>
+      <w:pPr>
+        <w:tabs>
+          <w:tab w:val="num" w:pos="2880"/>
+        </w:tabs>
+        <w:ind w:left="2880" w:hanging="360"/>
+      </w:pPr>
+      <w:rPr>
+        <w:rFonts w:ascii="Wingdings" w:hAnsi="Wingdings" w:hint="default"/>
+        <w:sz w:val="20"/>
+      </w:rPr>
+    </w:lvl>
+    <w:lvl w:ilvl="4" w:tentative="1">
+      <w:start w:val="1"/>
+      <w:numFmt w:val="bullet"/>
+      <w:lvlText w:val=""/>
+      <w:lvlJc w:val="left"/>
+      <w:pPr>
+        <w:tabs>
+          <w:tab w:val="num" w:pos="3600"/>
+        </w:tabs>
+        <w:ind w:left="3600" w:hanging="360"/>
+      </w:pPr>
+      <w:rPr>
+        <w:rFonts w:ascii="Wingdings" w:hAnsi="Wingdings" w:hint="default"/>
+        <w:sz w:val="20"/>
+      </w:rPr>
+    </w:lvl>
+    <w:lvl w:ilvl="5" w:tentative="1">
+      <w:start w:val="1"/>
+      <w:numFmt w:val="bullet"/>
+      <w:lvlText w:val=""/>
+      <w:lvlJc w:val="left"/>
+      <w:pPr>
+        <w:tabs>
+          <w:tab w:val="num" w:pos="4320"/>
+        </w:tabs>
+        <w:ind w:left="4320" w:hanging="360"/>
+      </w:pPr>
+      <w:rPr>
+        <w:rFonts w:ascii="Wingdings" w:hAnsi="Wingdings" w:hint="default"/>
+        <w:sz w:val="20"/>
+      </w:rPr>
+    </w:lvl>
+    <w:lvl w:ilvl="6" w:tentative="1">
+      <w:start w:val="1"/>
+      <w:numFmt w:val="bullet"/>
+      <w:lvlText w:val=""/>
+      <w:lvlJc w:val="left"/>
+      <w:pPr>
+        <w:tabs>
+          <w:tab w:val="num" w:pos="5040"/>
+        </w:tabs>
+        <w:ind w:left="5040" w:hanging="360"/>
+      </w:pPr>
+      <w:rPr>
+        <w:rFonts w:ascii="Wingdings" w:hAnsi="Wingdings" w:hint="default"/>
+        <w:sz w:val="20"/>
+      </w:rPr>
+    </w:lvl>
+    <w:lvl w:ilvl="7" w:tentative="1">
+      <w:start w:val="1"/>
+      <w:numFmt w:val="bullet"/>
+      <w:lvlText w:val=""/>
+      <w:lvlJc w:val="left"/>
+      <w:pPr>
+        <w:tabs>
+          <w:tab w:val="num" w:pos="5760"/>
+        </w:tabs>
+        <w:ind w:left="5760" w:hanging="360"/>
+      </w:pPr>
+      <w:rPr>
+        <w:rFonts w:ascii="Wingdings" w:hAnsi="Wingdings" w:hint="default"/>
+        <w:sz w:val="20"/>
+      </w:rPr>
+    </w:lvl>
+    <w:lvl w:ilvl="8" w:tentative="1">
+      <w:start w:val="1"/>
+      <w:numFmt w:val="bullet"/>
+      <w:lvlText w:val=""/>
+      <w:lvlJc w:val="left"/>
+      <w:pPr>
+        <w:tabs>
+          <w:tab w:val="num" w:pos="6480"/>
+        </w:tabs>
+        <w:ind w:left="6480" w:hanging="360"/>
+      </w:pPr>
+      <w:rPr>
+        <w:rFonts w:ascii="Wingdings" w:hAnsi="Wingdings" w:hint="default"/>
+        <w:sz w:val="20"/>
+      </w:rPr>
+    </w:lvl>
+  </w:abstractNum>
+  <w:abstractNum w:abstractNumId="10" w15:restartNumberingAfterBreak="0">
+    <w:nsid w:val="58DC498E"/>
+    <w:multiLevelType w:val="multilevel"/>
+    <w:tmpl w:val="03DA28F0"/>
+    <w:lvl w:ilvl="0">
+      <w:start w:val="1"/>
+      <w:numFmt w:val="bullet"/>
+      <w:lvlText w:val=""/>
+      <w:lvlJc w:val="left"/>
+      <w:pPr>
+        <w:tabs>
+          <w:tab w:val="num" w:pos="720"/>
+        </w:tabs>
+        <w:ind w:left="720" w:hanging="360"/>
+      </w:pPr>
+      <w:rPr>
+        <w:rFonts w:ascii="Symbol" w:hAnsi="Symbol" w:hint="default"/>
+        <w:sz w:val="20"/>
+      </w:rPr>
+    </w:lvl>
+    <w:lvl w:ilvl="1" w:tentative="1">
+      <w:start w:val="1"/>
+      <w:numFmt w:val="bullet"/>
+      <w:lvlText w:val="o"/>
+      <w:lvlJc w:val="left"/>
+      <w:pPr>
+        <w:tabs>
+          <w:tab w:val="num" w:pos="1440"/>
+        </w:tabs>
+        <w:ind w:left="1440" w:hanging="360"/>
+      </w:pPr>
+      <w:rPr>
+        <w:rFonts w:ascii="Courier New" w:hAnsi="Courier New" w:hint="default"/>
+        <w:sz w:val="20"/>
+      </w:rPr>
+    </w:lvl>
+    <w:lvl w:ilvl="2" w:tentative="1">
+      <w:start w:val="1"/>
+      <w:numFmt w:val="bullet"/>
+      <w:lvlText w:val=""/>
+      <w:lvlJc w:val="left"/>
+      <w:pPr>
+        <w:tabs>
+          <w:tab w:val="num" w:pos="2160"/>
+        </w:tabs>
+        <w:ind w:left="2160" w:hanging="360"/>
+      </w:pPr>
+      <w:rPr>
+        <w:rFonts w:ascii="Wingdings" w:hAnsi="Wingdings" w:hint="default"/>
+        <w:sz w:val="20"/>
+      </w:rPr>
+    </w:lvl>
+    <w:lvl w:ilvl="3" w:tentative="1">
+      <w:start w:val="1"/>
+      <w:numFmt w:val="bullet"/>
+      <w:lvlText w:val=""/>
+      <w:lvlJc w:val="left"/>
+      <w:pPr>
+        <w:tabs>
+          <w:tab w:val="num" w:pos="2880"/>
+        </w:tabs>
+        <w:ind w:left="2880" w:hanging="360"/>
+      </w:pPr>
+      <w:rPr>
+        <w:rFonts w:ascii="Wingdings" w:hAnsi="Wingdings" w:hint="default"/>
+        <w:sz w:val="20"/>
+      </w:rPr>
+    </w:lvl>
+    <w:lvl w:ilvl="4" w:tentative="1">
+      <w:start w:val="1"/>
+      <w:numFmt w:val="bullet"/>
+      <w:lvlText w:val=""/>
+      <w:lvlJc w:val="left"/>
+      <w:pPr>
+        <w:tabs>
+          <w:tab w:val="num" w:pos="3600"/>
+        </w:tabs>
+        <w:ind w:left="3600" w:hanging="360"/>
+      </w:pPr>
+      <w:rPr>
+        <w:rFonts w:ascii="Wingdings" w:hAnsi="Wingdings" w:hint="default"/>
+        <w:sz w:val="20"/>
+      </w:rPr>
+    </w:lvl>
+    <w:lvl w:ilvl="5" w:tentative="1">
+      <w:start w:val="1"/>
+      <w:numFmt w:val="bullet"/>
+      <w:lvlText w:val=""/>
+      <w:lvlJc w:val="left"/>
+      <w:pPr>
+        <w:tabs>
+          <w:tab w:val="num" w:pos="4320"/>
+        </w:tabs>
+        <w:ind w:left="4320" w:hanging="360"/>
+      </w:pPr>
+      <w:rPr>
+        <w:rFonts w:ascii="Wingdings" w:hAnsi="Wingdings" w:hint="default"/>
+        <w:sz w:val="20"/>
+      </w:rPr>
+    </w:lvl>
+    <w:lvl w:ilvl="6" w:tentative="1">
+      <w:start w:val="1"/>
+      <w:numFmt w:val="bullet"/>
+      <w:lvlText w:val=""/>
+      <w:lvlJc w:val="left"/>
+      <w:pPr>
+        <w:tabs>
+          <w:tab w:val="num" w:pos="5040"/>
+        </w:tabs>
+        <w:ind w:left="5040" w:hanging="360"/>
+      </w:pPr>
+      <w:rPr>
+        <w:rFonts w:ascii="Wingdings" w:hAnsi="Wingdings" w:hint="default"/>
+        <w:sz w:val="20"/>
+      </w:rPr>
+    </w:lvl>
+    <w:lvl w:ilvl="7" w:tentative="1">
+      <w:start w:val="1"/>
+      <w:numFmt w:val="bullet"/>
+      <w:lvlText w:val=""/>
+      <w:lvlJc w:val="left"/>
+      <w:pPr>
+        <w:tabs>
+          <w:tab w:val="num" w:pos="5760"/>
+        </w:tabs>
+        <w:ind w:left="5760" w:hanging="360"/>
+      </w:pPr>
+      <w:rPr>
+        <w:rFonts w:ascii="Wingdings" w:hAnsi="Wingdings" w:hint="default"/>
+        <w:sz w:val="20"/>
+      </w:rPr>
+    </w:lvl>
+    <w:lvl w:ilvl="8" w:tentative="1">
+      <w:start w:val="1"/>
+      <w:numFmt w:val="bullet"/>
+      <w:lvlText w:val=""/>
+      <w:lvlJc w:val="left"/>
+      <w:pPr>
+        <w:tabs>
+          <w:tab w:val="num" w:pos="6480"/>
+        </w:tabs>
+        <w:ind w:left="6480" w:hanging="360"/>
+      </w:pPr>
+      <w:rPr>
+        <w:rFonts w:ascii="Wingdings" w:hAnsi="Wingdings" w:hint="default"/>
+        <w:sz w:val="20"/>
+      </w:rPr>
+    </w:lvl>
+  </w:abstractNum>
+  <w:abstractNum w:abstractNumId="11" w15:restartNumberingAfterBreak="0">
+    <w:nsid w:val="5EB35674"/>
+    <w:multiLevelType w:val="multilevel"/>
+    <w:tmpl w:val="DFC6620A"/>
+    <w:lvl w:ilvl="0">
+      <w:start w:val="1"/>
+      <w:numFmt w:val="bullet"/>
+      <w:lvlText w:val=""/>
+      <w:lvlJc w:val="left"/>
+      <w:pPr>
+        <w:tabs>
+          <w:tab w:val="num" w:pos="720"/>
+        </w:tabs>
+        <w:ind w:left="720" w:hanging="360"/>
+      </w:pPr>
+      <w:rPr>
+        <w:rFonts w:ascii="Symbol" w:hAnsi="Symbol" w:hint="default"/>
+        <w:sz w:val="20"/>
+      </w:rPr>
+    </w:lvl>
+    <w:lvl w:ilvl="1" w:tentative="1">
+      <w:start w:val="1"/>
+      <w:numFmt w:val="bullet"/>
+      <w:lvlText w:val="o"/>
+      <w:lvlJc w:val="left"/>
+      <w:pPr>
+        <w:tabs>
+          <w:tab w:val="num" w:pos="1440"/>
+        </w:tabs>
+        <w:ind w:left="1440" w:hanging="360"/>
+      </w:pPr>
+      <w:rPr>
+        <w:rFonts w:ascii="Courier New" w:hAnsi="Courier New" w:hint="default"/>
+        <w:sz w:val="20"/>
+      </w:rPr>
+    </w:lvl>
+    <w:lvl w:ilvl="2" w:tentative="1">
+      <w:start w:val="1"/>
+      <w:numFmt w:val="bullet"/>
+      <w:lvlText w:val=""/>
+      <w:lvlJc w:val="left"/>
+      <w:pPr>
+        <w:tabs>
+          <w:tab w:val="num" w:pos="2160"/>
+        </w:tabs>
+        <w:ind w:left="2160" w:hanging="360"/>
+      </w:pPr>
+      <w:rPr>
+        <w:rFonts w:ascii="Wingdings" w:hAnsi="Wingdings" w:hint="default"/>
+        <w:sz w:val="20"/>
+      </w:rPr>
+    </w:lvl>
+    <w:lvl w:ilvl="3" w:tentative="1">
+      <w:start w:val="1"/>
+      <w:numFmt w:val="bullet"/>
+      <w:lvlText w:val=""/>
+      <w:lvlJc w:val="left"/>
+      <w:pPr>
+        <w:tabs>
+          <w:tab w:val="num" w:pos="2880"/>
+        </w:tabs>
+        <w:ind w:left="2880" w:hanging="360"/>
+      </w:pPr>
+      <w:rPr>
+        <w:rFonts w:ascii="Wingdings" w:hAnsi="Wingdings" w:hint="default"/>
+        <w:sz w:val="20"/>
+      </w:rPr>
+    </w:lvl>
+    <w:lvl w:ilvl="4" w:tentative="1">
+      <w:start w:val="1"/>
+      <w:numFmt w:val="bullet"/>
+      <w:lvlText w:val=""/>
+      <w:lvlJc w:val="left"/>
+      <w:pPr>
+        <w:tabs>
+          <w:tab w:val="num" w:pos="3600"/>
+        </w:tabs>
+        <w:ind w:left="3600" w:hanging="360"/>
+      </w:pPr>
+      <w:rPr>
+        <w:rFonts w:ascii="Wingdings" w:hAnsi="Wingdings" w:hint="default"/>
+        <w:sz w:val="20"/>
+      </w:rPr>
+    </w:lvl>
+    <w:lvl w:ilvl="5" w:tentative="1">
+      <w:start w:val="1"/>
+      <w:numFmt w:val="bullet"/>
+      <w:lvlText w:val=""/>
+      <w:lvlJc w:val="left"/>
+      <w:pPr>
+        <w:tabs>
+          <w:tab w:val="num" w:pos="4320"/>
+        </w:tabs>
+        <w:ind w:left="4320" w:hanging="360"/>
+      </w:pPr>
+      <w:rPr>
+        <w:rFonts w:ascii="Wingdings" w:hAnsi="Wingdings" w:hint="default"/>
+        <w:sz w:val="20"/>
+      </w:rPr>
+    </w:lvl>
+    <w:lvl w:ilvl="6" w:tentative="1">
+      <w:start w:val="1"/>
+      <w:numFmt w:val="bullet"/>
+      <w:lvlText w:val=""/>
+      <w:lvlJc w:val="left"/>
+      <w:pPr>
+        <w:tabs>
+          <w:tab w:val="num" w:pos="5040"/>
+        </w:tabs>
+        <w:ind w:left="5040" w:hanging="360"/>
+      </w:pPr>
+      <w:rPr>
+        <w:rFonts w:ascii="Wingdings" w:hAnsi="Wingdings" w:hint="default"/>
+        <w:sz w:val="20"/>
+      </w:rPr>
+    </w:lvl>
+    <w:lvl w:ilvl="7" w:tentative="1">
+      <w:start w:val="1"/>
+      <w:numFmt w:val="bullet"/>
+      <w:lvlText w:val=""/>
+      <w:lvlJc w:val="left"/>
+      <w:pPr>
+        <w:tabs>
+          <w:tab w:val="num" w:pos="5760"/>
+        </w:tabs>
+        <w:ind w:left="5760" w:hanging="360"/>
+      </w:pPr>
+      <w:rPr>
+        <w:rFonts w:ascii="Wingdings" w:hAnsi="Wingdings" w:hint="default"/>
+        <w:sz w:val="20"/>
+      </w:rPr>
+    </w:lvl>
+    <w:lvl w:ilvl="8" w:tentative="1">
+      <w:start w:val="1"/>
+      <w:numFmt w:val="bullet"/>
+      <w:lvlText w:val=""/>
+      <w:lvlJc w:val="left"/>
+      <w:pPr>
+        <w:tabs>
+          <w:tab w:val="num" w:pos="6480"/>
+        </w:tabs>
+        <w:ind w:left="6480" w:hanging="360"/>
+      </w:pPr>
+      <w:rPr>
+        <w:rFonts w:ascii="Wingdings" w:hAnsi="Wingdings" w:hint="default"/>
+        <w:sz w:val="20"/>
+      </w:rPr>
+    </w:lvl>
+  </w:abstractNum>
+  <w:abstractNum w:abstractNumId="12" w15:restartNumberingAfterBreak="0">
+    <w:nsid w:val="6AC84938"/>
+    <w:multiLevelType w:val="multilevel"/>
+    <w:tmpl w:val="67EE9072"/>
+    <w:lvl w:ilvl="0">
+      <w:start w:val="1"/>
+      <w:numFmt w:val="bullet"/>
+      <w:lvlText w:val=""/>
+      <w:lvlJc w:val="left"/>
+      <w:pPr>
+        <w:tabs>
+          <w:tab w:val="num" w:pos="720"/>
+        </w:tabs>
+        <w:ind w:left="720" w:hanging="360"/>
+      </w:pPr>
+      <w:rPr>
+        <w:rFonts w:ascii="Symbol" w:hAnsi="Symbol" w:hint="default"/>
+        <w:sz w:val="20"/>
+      </w:rPr>
+    </w:lvl>
+    <w:lvl w:ilvl="1" w:tentative="1">
+      <w:start w:val="1"/>
+      <w:numFmt w:val="bullet"/>
+      <w:lvlText w:val="o"/>
+      <w:lvlJc w:val="left"/>
+      <w:pPr>
+        <w:tabs>
+          <w:tab w:val="num" w:pos="1440"/>
+        </w:tabs>
+        <w:ind w:left="1440" w:hanging="360"/>
+      </w:pPr>
+      <w:rPr>
+        <w:rFonts w:ascii="Courier New" w:hAnsi="Courier New" w:hint="default"/>
+        <w:sz w:val="20"/>
+      </w:rPr>
+    </w:lvl>
+    <w:lvl w:ilvl="2" w:tentative="1">
+      <w:start w:val="1"/>
+      <w:numFmt w:val="bullet"/>
+      <w:lvlText w:val=""/>
+      <w:lvlJc w:val="left"/>
+      <w:pPr>
+        <w:tabs>
+          <w:tab w:val="num" w:pos="2160"/>
+        </w:tabs>
+        <w:ind w:left="2160" w:hanging="360"/>
+      </w:pPr>
+      <w:rPr>
+        <w:rFonts w:ascii="Wingdings" w:hAnsi="Wingdings" w:hint="default"/>
+        <w:sz w:val="20"/>
+      </w:rPr>
+    </w:lvl>
+    <w:lvl w:ilvl="3" w:tentative="1">
+      <w:start w:val="1"/>
+      <w:numFmt w:val="bullet"/>
+      <w:lvlText w:val=""/>
+      <w:lvlJc w:val="left"/>
+      <w:pPr>
+        <w:tabs>
+          <w:tab w:val="num" w:pos="2880"/>
+        </w:tabs>
+        <w:ind w:left="2880" w:hanging="360"/>
+      </w:pPr>
+      <w:rPr>
+        <w:rFonts w:ascii="Wingdings" w:hAnsi="Wingdings" w:hint="default"/>
+        <w:sz w:val="20"/>
+      </w:rPr>
+    </w:lvl>
+    <w:lvl w:ilvl="4" w:tentative="1">
+      <w:start w:val="1"/>
+      <w:numFmt w:val="bullet"/>
+      <w:lvlText w:val=""/>
+      <w:lvlJc w:val="left"/>
+      <w:pPr>
+        <w:tabs>
+          <w:tab w:val="num" w:pos="3600"/>
+        </w:tabs>
+        <w:ind w:left="3600" w:hanging="360"/>
+      </w:pPr>
+      <w:rPr>
+        <w:rFonts w:ascii="Wingdings" w:hAnsi="Wingdings" w:hint="default"/>
+        <w:sz w:val="20"/>
+      </w:rPr>
+    </w:lvl>
+    <w:lvl w:ilvl="5" w:tentative="1">
+      <w:start w:val="1"/>
+      <w:numFmt w:val="bullet"/>
+      <w:lvlText w:val=""/>
+      <w:lvlJc w:val="left"/>
+      <w:pPr>
+        <w:tabs>
+          <w:tab w:val="num" w:pos="4320"/>
+        </w:tabs>
+        <w:ind w:left="4320" w:hanging="360"/>
+      </w:pPr>
+      <w:rPr>
+        <w:rFonts w:ascii="Wingdings" w:hAnsi="Wingdings" w:hint="default"/>
+        <w:sz w:val="20"/>
+      </w:rPr>
+    </w:lvl>
+    <w:lvl w:ilvl="6" w:tentative="1">
+      <w:start w:val="1"/>
+      <w:numFmt w:val="bullet"/>
+      <w:lvlText w:val=""/>
+      <w:lvlJc w:val="left"/>
+      <w:pPr>
+        <w:tabs>
+          <w:tab w:val="num" w:pos="5040"/>
+        </w:tabs>
+        <w:ind w:left="5040" w:hanging="360"/>
+      </w:pPr>
+      <w:rPr>
+        <w:rFonts w:ascii="Wingdings" w:hAnsi="Wingdings" w:hint="default"/>
+        <w:sz w:val="20"/>
+      </w:rPr>
+    </w:lvl>
+    <w:lvl w:ilvl="7" w:tentative="1">
+      <w:start w:val="1"/>
+      <w:numFmt w:val="bullet"/>
+      <w:lvlText w:val=""/>
+      <w:lvlJc w:val="left"/>
+      <w:pPr>
+        <w:tabs>
+          <w:tab w:val="num" w:pos="5760"/>
+        </w:tabs>
+        <w:ind w:left="5760" w:hanging="360"/>
+      </w:pPr>
+      <w:rPr>
+        <w:rFonts w:ascii="Wingdings" w:hAnsi="Wingdings" w:hint="default"/>
+        <w:sz w:val="20"/>
+      </w:rPr>
+    </w:lvl>
+    <w:lvl w:ilvl="8" w:tentative="1">
+      <w:start w:val="1"/>
+      <w:numFmt w:val="bullet"/>
+      <w:lvlText w:val=""/>
+      <w:lvlJc w:val="left"/>
+      <w:pPr>
+        <w:tabs>
+          <w:tab w:val="num" w:pos="6480"/>
+        </w:tabs>
+        <w:ind w:left="6480" w:hanging="360"/>
+      </w:pPr>
+      <w:rPr>
+        <w:rFonts w:ascii="Wingdings" w:hAnsi="Wingdings" w:hint="default"/>
+        <w:sz w:val="20"/>
+      </w:rPr>
+    </w:lvl>
+  </w:abstractNum>
+  <w:abstractNum w:abstractNumId="13" w15:restartNumberingAfterBreak="0">
+    <w:nsid w:val="6FFB4881"/>
+    <w:multiLevelType w:val="multilevel"/>
+    <w:tmpl w:val="88EAE86E"/>
+    <w:lvl w:ilvl="0">
+      <w:start w:val="1"/>
+      <w:numFmt w:val="bullet"/>
+      <w:lvlText w:val=""/>
+      <w:lvlJc w:val="left"/>
+      <w:pPr>
+        <w:tabs>
+          <w:tab w:val="num" w:pos="720"/>
+        </w:tabs>
+        <w:ind w:left="720" w:hanging="360"/>
+      </w:pPr>
+      <w:rPr>
+        <w:rFonts w:ascii="Symbol" w:hAnsi="Symbol" w:hint="default"/>
+        <w:sz w:val="20"/>
+      </w:rPr>
+    </w:lvl>
+    <w:lvl w:ilvl="1" w:tentative="1">
+      <w:start w:val="1"/>
+      <w:numFmt w:val="bullet"/>
+      <w:lvlText w:val="o"/>
+      <w:lvlJc w:val="left"/>
+      <w:pPr>
+        <w:tabs>
+          <w:tab w:val="num" w:pos="1440"/>
+        </w:tabs>
+        <w:ind w:left="1440" w:hanging="360"/>
+      </w:pPr>
+      <w:rPr>
+        <w:rFonts w:ascii="Courier New" w:hAnsi="Courier New" w:hint="default"/>
+        <w:sz w:val="20"/>
+      </w:rPr>
+    </w:lvl>
+    <w:lvl w:ilvl="2" w:tentative="1">
+      <w:start w:val="1"/>
+      <w:numFmt w:val="bullet"/>
+      <w:lvlText w:val=""/>
+      <w:lvlJc w:val="left"/>
+      <w:pPr>
+        <w:tabs>
+          <w:tab w:val="num" w:pos="2160"/>
+        </w:tabs>
+        <w:ind w:left="2160" w:hanging="360"/>
+      </w:pPr>
+      <w:rPr>
+        <w:rFonts w:ascii="Wingdings" w:hAnsi="Wingdings" w:hint="default"/>
+        <w:sz w:val="20"/>
+      </w:rPr>
+    </w:lvl>
+    <w:lvl w:ilvl="3" w:tentative="1">
+      <w:start w:val="1"/>
+      <w:numFmt w:val="bullet"/>
+      <w:lvlText w:val=""/>
+      <w:lvlJc w:val="left"/>
+      <w:pPr>
+        <w:tabs>
+          <w:tab w:val="num" w:pos="2880"/>
+        </w:tabs>
+        <w:ind w:left="2880" w:hanging="360"/>
+      </w:pPr>
+      <w:rPr>
+        <w:rFonts w:ascii="Wingdings" w:hAnsi="Wingdings" w:hint="default"/>
+        <w:sz w:val="20"/>
+      </w:rPr>
+    </w:lvl>
+    <w:lvl w:ilvl="4" w:tentative="1">
+      <w:start w:val="1"/>
+      <w:numFmt w:val="bullet"/>
+      <w:lvlText w:val=""/>
+      <w:lvlJc w:val="left"/>
+      <w:pPr>
+        <w:tabs>
+          <w:tab w:val="num" w:pos="3600"/>
+        </w:tabs>
+        <w:ind w:left="3600" w:hanging="360"/>
+      </w:pPr>
+      <w:rPr>
+        <w:rFonts w:ascii="Wingdings" w:hAnsi="Wingdings" w:hint="default"/>
+        <w:sz w:val="20"/>
+      </w:rPr>
+    </w:lvl>
+    <w:lvl w:ilvl="5" w:tentative="1">
+      <w:start w:val="1"/>
+      <w:numFmt w:val="bullet"/>
+      <w:lvlText w:val=""/>
+      <w:lvlJc w:val="left"/>
+      <w:pPr>
+        <w:tabs>
+          <w:tab w:val="num" w:pos="4320"/>
+        </w:tabs>
+        <w:ind w:left="4320" w:hanging="360"/>
+      </w:pPr>
+      <w:rPr>
+        <w:rFonts w:ascii="Wingdings" w:hAnsi="Wingdings" w:hint="default"/>
+        <w:sz w:val="20"/>
+      </w:rPr>
+    </w:lvl>
+    <w:lvl w:ilvl="6" w:tentative="1">
+      <w:start w:val="1"/>
+      <w:numFmt w:val="bullet"/>
+      <w:lvlText w:val=""/>
+      <w:lvlJc w:val="left"/>
+      <w:pPr>
+        <w:tabs>
+          <w:tab w:val="num" w:pos="5040"/>
+        </w:tabs>
+        <w:ind w:left="5040" w:hanging="360"/>
+      </w:pPr>
+      <w:rPr>
+        <w:rFonts w:ascii="Wingdings" w:hAnsi="Wingdings" w:hint="default"/>
+        <w:sz w:val="20"/>
+      </w:rPr>
+    </w:lvl>
+    <w:lvl w:ilvl="7" w:tentative="1">
+      <w:start w:val="1"/>
+      <w:numFmt w:val="bullet"/>
+      <w:lvlText w:val=""/>
+      <w:lvlJc w:val="left"/>
+      <w:pPr>
+        <w:tabs>
+          <w:tab w:val="num" w:pos="5760"/>
+        </w:tabs>
+        <w:ind w:left="5760" w:hanging="360"/>
+      </w:pPr>
+      <w:rPr>
+        <w:rFonts w:ascii="Wingdings" w:hAnsi="Wingdings" w:hint="default"/>
+        <w:sz w:val="20"/>
+      </w:rPr>
+    </w:lvl>
+    <w:lvl w:ilvl="8" w:tentative="1">
+      <w:start w:val="1"/>
+      <w:numFmt w:val="bullet"/>
+      <w:lvlText w:val=""/>
+      <w:lvlJc w:val="left"/>
+      <w:pPr>
+        <w:tabs>
+          <w:tab w:val="num" w:pos="6480"/>
+        </w:tabs>
+        <w:ind w:left="6480" w:hanging="360"/>
+      </w:pPr>
+      <w:rPr>
+        <w:rFonts w:ascii="Wingdings" w:hAnsi="Wingdings" w:hint="default"/>
+        <w:sz w:val="20"/>
+      </w:rPr>
+    </w:lvl>
+  </w:abstractNum>
+  <w:abstractNum w:abstractNumId="14" w15:restartNumberingAfterBreak="0">
+    <w:nsid w:val="716D2F1C"/>
+    <w:multiLevelType w:val="multilevel"/>
+    <w:tmpl w:val="E5FC918A"/>
+    <w:lvl w:ilvl="0">
+      <w:start w:val="1"/>
+      <w:numFmt w:val="bullet"/>
+      <w:lvlText w:val=""/>
+      <w:lvlJc w:val="left"/>
+      <w:pPr>
+        <w:tabs>
+          <w:tab w:val="num" w:pos="720"/>
+        </w:tabs>
+        <w:ind w:left="720" w:hanging="360"/>
+      </w:pPr>
+      <w:rPr>
+        <w:rFonts w:ascii="Symbol" w:hAnsi="Symbol" w:hint="default"/>
+        <w:sz w:val="20"/>
+      </w:rPr>
+    </w:lvl>
+    <w:lvl w:ilvl="1" w:tentative="1">
+      <w:start w:val="1"/>
+      <w:numFmt w:val="bullet"/>
+      <w:lvlText w:val="o"/>
+      <w:lvlJc w:val="left"/>
+      <w:pPr>
+        <w:tabs>
+          <w:tab w:val="num" w:pos="1440"/>
+        </w:tabs>
+        <w:ind w:left="1440" w:hanging="360"/>
+      </w:pPr>
+      <w:rPr>
+        <w:rFonts w:ascii="Courier New" w:hAnsi="Courier New" w:hint="default"/>
+        <w:sz w:val="20"/>
+      </w:rPr>
+    </w:lvl>
+    <w:lvl w:ilvl="2" w:tentative="1">
+      <w:start w:val="1"/>
+      <w:numFmt w:val="bullet"/>
+      <w:lvlText w:val=""/>
+      <w:lvlJc w:val="left"/>
+      <w:pPr>
+        <w:tabs>
+          <w:tab w:val="num" w:pos="2160"/>
+        </w:tabs>
+        <w:ind w:left="2160" w:hanging="360"/>
+      </w:pPr>
+      <w:rPr>
+        <w:rFonts w:ascii="Wingdings" w:hAnsi="Wingdings" w:hint="default"/>
+        <w:sz w:val="20"/>
+      </w:rPr>
+    </w:lvl>
+    <w:lvl w:ilvl="3" w:tentative="1">
+      <w:start w:val="1"/>
+      <w:numFmt w:val="bullet"/>
+      <w:lvlText w:val=""/>
+      <w:lvlJc w:val="left"/>
+      <w:pPr>
+        <w:tabs>
+          <w:tab w:val="num" w:pos="2880"/>
+        </w:tabs>
+        <w:ind w:left="2880" w:hanging="360"/>
+      </w:pPr>
+      <w:rPr>
+        <w:rFonts w:ascii="Wingdings" w:hAnsi="Wingdings" w:hint="default"/>
+        <w:sz w:val="20"/>
+      </w:rPr>
+    </w:lvl>
+    <w:lvl w:ilvl="4" w:tentative="1">
+      <w:start w:val="1"/>
+      <w:numFmt w:val="bullet"/>
+      <w:lvlText w:val=""/>
+      <w:lvlJc w:val="left"/>
+      <w:pPr>
+        <w:tabs>
+          <w:tab w:val="num" w:pos="3600"/>
+        </w:tabs>
+        <w:ind w:left="3600" w:hanging="360"/>
+      </w:pPr>
+      <w:rPr>
+        <w:rFonts w:ascii="Wingdings" w:hAnsi="Wingdings" w:hint="default"/>
+        <w:sz w:val="20"/>
+      </w:rPr>
+    </w:lvl>
+    <w:lvl w:ilvl="5" w:tentative="1">
+      <w:start w:val="1"/>
+      <w:numFmt w:val="bullet"/>
+      <w:lvlText w:val=""/>
+      <w:lvlJc w:val="left"/>
+      <w:pPr>
+        <w:tabs>
+          <w:tab w:val="num" w:pos="4320"/>
+        </w:tabs>
+        <w:ind w:left="4320" w:hanging="360"/>
+      </w:pPr>
+      <w:rPr>
+        <w:rFonts w:ascii="Wingdings" w:hAnsi="Wingdings" w:hint="default"/>
+        <w:sz w:val="20"/>
+      </w:rPr>
+    </w:lvl>
+    <w:lvl w:ilvl="6" w:tentative="1">
+      <w:start w:val="1"/>
+      <w:numFmt w:val="bullet"/>
+      <w:lvlText w:val=""/>
+      <w:lvlJc w:val="left"/>
+      <w:pPr>
+        <w:tabs>
+          <w:tab w:val="num" w:pos="5040"/>
+        </w:tabs>
+        <w:ind w:left="5040" w:hanging="360"/>
+      </w:pPr>
+      <w:rPr>
+        <w:rFonts w:ascii="Wingdings" w:hAnsi="Wingdings" w:hint="default"/>
+        <w:sz w:val="20"/>
+      </w:rPr>
+    </w:lvl>
+    <w:lvl w:ilvl="7" w:tentative="1">
+      <w:start w:val="1"/>
+      <w:numFmt w:val="bullet"/>
+      <w:lvlText w:val=""/>
+      <w:lvlJc w:val="left"/>
+      <w:pPr>
+        <w:tabs>
+          <w:tab w:val="num" w:pos="5760"/>
+        </w:tabs>
+        <w:ind w:left="5760" w:hanging="360"/>
+      </w:pPr>
+      <w:rPr>
+        <w:rFonts w:ascii="Wingdings" w:hAnsi="Wingdings" w:hint="default"/>
+        <w:sz w:val="20"/>
+      </w:rPr>
+    </w:lvl>
+    <w:lvl w:ilvl="8" w:tentative="1">
+      <w:start w:val="1"/>
+      <w:numFmt w:val="bullet"/>
+      <w:lvlText w:val=""/>
+      <w:lvlJc w:val="left"/>
+      <w:pPr>
+        <w:tabs>
+          <w:tab w:val="num" w:pos="6480"/>
+        </w:tabs>
+        <w:ind w:left="6480" w:hanging="360"/>
+      </w:pPr>
+      <w:rPr>
+        <w:rFonts w:ascii="Wingdings" w:hAnsi="Wingdings" w:hint="default"/>
+        <w:sz w:val="20"/>
+      </w:rPr>
+    </w:lvl>
+  </w:abstractNum>
+  <w:abstractNum w:abstractNumId="15" w15:restartNumberingAfterBreak="0">
+    <w:nsid w:val="74ED005D"/>
+    <w:multiLevelType w:val="multilevel"/>
+    <w:tmpl w:val="5E0AFB62"/>
+    <w:lvl w:ilvl="0">
+      <w:start w:val="1"/>
+      <w:numFmt w:val="bullet"/>
+      <w:lvlText w:val=""/>
+      <w:lvlJc w:val="left"/>
+      <w:pPr>
+        <w:tabs>
+          <w:tab w:val="num" w:pos="720"/>
+        </w:tabs>
+        <w:ind w:left="720" w:hanging="360"/>
+      </w:pPr>
+      <w:rPr>
+        <w:rFonts w:ascii="Symbol" w:hAnsi="Symbol" w:hint="default"/>
+        <w:sz w:val="20"/>
+      </w:rPr>
+    </w:lvl>
+    <w:lvl w:ilvl="1" w:tentative="1">
+      <w:start w:val="1"/>
+      <w:numFmt w:val="bullet"/>
+      <w:lvlText w:val="o"/>
+      <w:lvlJc w:val="left"/>
+      <w:pPr>
+        <w:tabs>
+          <w:tab w:val="num" w:pos="1440"/>
+        </w:tabs>
+        <w:ind w:left="1440" w:hanging="360"/>
+      </w:pPr>
+      <w:rPr>
+        <w:rFonts w:ascii="Courier New" w:hAnsi="Courier New" w:hint="default"/>
+        <w:sz w:val="20"/>
+      </w:rPr>
+    </w:lvl>
+    <w:lvl w:ilvl="2" w:tentative="1">
+      <w:start w:val="1"/>
+      <w:numFmt w:val="bullet"/>
+      <w:lvlText w:val=""/>
+      <w:lvlJc w:val="left"/>
+      <w:pPr>
+        <w:tabs>
+          <w:tab w:val="num" w:pos="2160"/>
+        </w:tabs>
+        <w:ind w:left="2160" w:hanging="360"/>
+      </w:pPr>
+      <w:rPr>
+        <w:rFonts w:ascii="Wingdings" w:hAnsi="Wingdings" w:hint="default"/>
+        <w:sz w:val="20"/>
+      </w:rPr>
+    </w:lvl>
+    <w:lvl w:ilvl="3" w:tentative="1">
+      <w:start w:val="1"/>
+      <w:numFmt w:val="bullet"/>
+      <w:lvlText w:val=""/>
+      <w:lvlJc w:val="left"/>
+      <w:pPr>
+        <w:tabs>
+          <w:tab w:val="num" w:pos="2880"/>
+        </w:tabs>
+        <w:ind w:left="2880" w:hanging="360"/>
+      </w:pPr>
+      <w:rPr>
+        <w:rFonts w:ascii="Wingdings" w:hAnsi="Wingdings" w:hint="default"/>
+        <w:sz w:val="20"/>
+      </w:rPr>
+    </w:lvl>
+    <w:lvl w:ilvl="4" w:tentative="1">
+      <w:start w:val="1"/>
+      <w:numFmt w:val="bullet"/>
+      <w:lvlText w:val=""/>
+      <w:lvlJc w:val="left"/>
+      <w:pPr>
+        <w:tabs>
+          <w:tab w:val="num" w:pos="3600"/>
+        </w:tabs>
+        <w:ind w:left="3600" w:hanging="360"/>
+      </w:pPr>
+      <w:rPr>
+        <w:rFonts w:ascii="Wingdings" w:hAnsi="Wingdings" w:hint="default"/>
+        <w:sz w:val="20"/>
+      </w:rPr>
+    </w:lvl>
+    <w:lvl w:ilvl="5" w:tentative="1">
+      <w:start w:val="1"/>
+      <w:numFmt w:val="bullet"/>
+      <w:lvlText w:val=""/>
+      <w:lvlJc w:val="left"/>
+      <w:pPr>
+        <w:tabs>
+          <w:tab w:val="num" w:pos="4320"/>
+        </w:tabs>
+        <w:ind w:left="4320" w:hanging="360"/>
+      </w:pPr>
+      <w:rPr>
+        <w:rFonts w:ascii="Wingdings" w:hAnsi="Wingdings" w:hint="default"/>
+        <w:sz w:val="20"/>
+      </w:rPr>
+    </w:lvl>
+    <w:lvl w:ilvl="6" w:tentative="1">
+      <w:start w:val="1"/>
+      <w:numFmt w:val="bullet"/>
+      <w:lvlText w:val=""/>
+      <w:lvlJc w:val="left"/>
+      <w:pPr>
+        <w:tabs>
+          <w:tab w:val="num" w:pos="5040"/>
+        </w:tabs>
+        <w:ind w:left="5040" w:hanging="360"/>
+      </w:pPr>
+      <w:rPr>
+        <w:rFonts w:ascii="Wingdings" w:hAnsi="Wingdings" w:hint="default"/>
+        <w:sz w:val="20"/>
+      </w:rPr>
+    </w:lvl>
+    <w:lvl w:ilvl="7" w:tentative="1">
+      <w:start w:val="1"/>
+      <w:numFmt w:val="bullet"/>
+      <w:lvlText w:val=""/>
+      <w:lvlJc w:val="left"/>
+      <w:pPr>
+        <w:tabs>
+          <w:tab w:val="num" w:pos="5760"/>
+        </w:tabs>
+        <w:ind w:left="5760" w:hanging="360"/>
+      </w:pPr>
+      <w:rPr>
+        <w:rFonts w:ascii="Wingdings" w:hAnsi="Wingdings" w:hint="default"/>
+        <w:sz w:val="20"/>
+      </w:rPr>
+    </w:lvl>
+    <w:lvl w:ilvl="8" w:tentative="1">
+      <w:start w:val="1"/>
+      <w:numFmt w:val="bullet"/>
+      <w:lvlText w:val=""/>
+      <w:lvlJc w:val="left"/>
+      <w:pPr>
+        <w:tabs>
+          <w:tab w:val="num" w:pos="6480"/>
+        </w:tabs>
+        <w:ind w:left="6480" w:hanging="360"/>
+      </w:pPr>
+      <w:rPr>
+        <w:rFonts w:ascii="Wingdings" w:hAnsi="Wingdings" w:hint="default"/>
+        <w:sz w:val="20"/>
+      </w:rPr>
+    </w:lvl>
+  </w:abstractNum>
+  <w:num w:numId="1">
+    <w:abstractNumId w:val="2"/>
+  </w:num>
+  <w:num w:numId="2">
+    <w:abstractNumId w:val="10"/>
+  </w:num>
+  <w:num w:numId="3">
+    <w:abstractNumId w:val="0"/>
+  </w:num>
+  <w:num w:numId="4">
+    <w:abstractNumId w:val="1"/>
+  </w:num>
+  <w:num w:numId="5">
+    <w:abstractNumId w:val="15"/>
+  </w:num>
+  <w:num w:numId="6">
+    <w:abstractNumId w:val="5"/>
+  </w:num>
+  <w:num w:numId="7">
+    <w:abstractNumId w:val="11"/>
+  </w:num>
+  <w:num w:numId="8">
+    <w:abstractNumId w:val="9"/>
+  </w:num>
+  <w:num w:numId="9">
+    <w:abstractNumId w:val="6"/>
+  </w:num>
+  <w:num w:numId="10">
+    <w:abstractNumId w:val="8"/>
+  </w:num>
+  <w:num w:numId="11">
+    <w:abstractNumId w:val="14"/>
+  </w:num>
+  <w:num w:numId="12">
+    <w:abstractNumId w:val="12"/>
+  </w:num>
+  <w:num w:numId="13">
+    <w:abstractNumId w:val="13"/>
+  </w:num>
+  <w:num w:numId="14">
+    <w:abstractNumId w:val="4"/>
+  </w:num>
+  <w:num w:numId="15">
+    <w:abstractNumId w:val="7"/>
+  </w:num>
+  <w:num w:numId="16">
+    <w:abstractNumId w:val="3"/>
+  </w:num>
+</w:numbering>
 </file>
 
 <file path=word/styles.xml><?xml version="1.0" encoding="utf-8"?>

--- a/leírás.docx
+++ b/leírás.docx
@@ -1500,7 +1500,7 @@
       </w:pPr>
       <w:r>
         <w:drawing>
-          <wp:inline wp14:editId="2D861871" wp14:anchorId="75E04C00">
+          <wp:inline wp14:editId="69EABB7F" wp14:anchorId="75E04C00">
             <wp:extent cx="5730931" cy="3409950"/>
             <wp:effectExtent l="0" t="0" r="0" b="0"/>
             <wp:docPr id="930406576" name="drawing"/>
@@ -5168,7 +5168,7 @@
           <w:noProof w:val="0"/>
           <w:lang w:val="hu-HU"/>
         </w:rPr>
-        <w:t>A feladatok leírásában a szögletes zárójelben található szám a várt eredmények számát jelöli. Például a [10] jelölés azt jelenti, hogy a lekérdezés várhatóan 10 sort ad vissza eredményként.</w:t>
+        <w:t>A feladatok leírásában a szögletes zárójelben található szám a várt eredmények számát jelöli.</w:t>
       </w:r>
     </w:p>
     <w:sectPr>
@@ -5180,8 +5180,8 @@
       <w:textDirection w:val="lrTb"/>
       <w:docGrid w:type="default" w:linePitch="360" w:charSpace="0"/>
       <w:cols w:num="1"/>
-      <w:headerReference w:type="default" r:id="Rd7b645c79e1541ea"/>
-      <w:footerReference w:type="default" r:id="Rf60818dcdfea4481"/>
+      <w:headerReference w:type="default" r:id="Re4c2a828f9bc445a"/>
+      <w:footerReference w:type="default" r:id="R90a5d781d38d407b"/>
     </w:sectPr>
   </w:body>
 </w:document>
@@ -6600,7 +6600,7 @@
     <w:name w:val="List Paragraph"/>
     <w:basedOn w:val="Normal"/>
     <w:qFormat/>
-    <w:rsid w:val="4E7B09DE"/>
+    <w:rsid w:val="7A27DA94"/>
     <w:pPr>
       <w:spacing/>
       <w:ind w:left="720"/>
@@ -6612,7 +6612,7 @@
     <w:name w:val="header"/>
     <w:basedOn w:val="Normal"/>
     <w:unhideWhenUsed/>
-    <w:rsid w:val="4E7B09DE"/>
+    <w:rsid w:val="7A27DA94"/>
     <w:pPr>
       <w:tabs>
         <w:tab w:val="center" w:leader="none" w:pos="4680"/>
@@ -6626,7 +6626,7 @@
     <w:name w:val="footer"/>
     <w:basedOn w:val="Normal"/>
     <w:unhideWhenUsed/>
-    <w:rsid w:val="4E7B09DE"/>
+    <w:rsid w:val="7A27DA94"/>
     <w:pPr>
       <w:tabs>
         <w:tab w:val="center" w:leader="none" w:pos="4680"/>
@@ -6641,7 +6641,7 @@
     <w:basedOn w:val="Normal"/>
     <w:next w:val="Normal"/>
     <w:unhideWhenUsed/>
-    <w:rsid w:val="4E7B09DE"/>
+    <w:rsid w:val="7A27DA94"/>
     <w:pPr>
       <w:spacing w:after="100"/>
     </w:pPr>
@@ -6652,7 +6652,7 @@
     <w:basedOn w:val="Normal"/>
     <w:next w:val="Normal"/>
     <w:unhideWhenUsed/>
-    <w:rsid w:val="4E7B09DE"/>
+    <w:rsid w:val="7A27DA94"/>
     <w:pPr>
       <w:spacing w:after="100"/>
       <w:ind w:left="220"/>

--- a/leírás.docx
+++ b/leírás.docx
@@ -1500,7 +1500,7 @@
       </w:pPr>
       <w:r>
         <w:drawing>
-          <wp:inline wp14:editId="69EABB7F" wp14:anchorId="75E04C00">
+          <wp:inline wp14:editId="13109976" wp14:anchorId="75E04C00">
             <wp:extent cx="5730931" cy="3409950"/>
             <wp:effectExtent l="0" t="0" r="0" b="0"/>
             <wp:docPr id="930406576" name="drawing"/>
@@ -2735,6 +2735,21 @@
           <w:lang w:val="hu-HU"/>
         </w:rPr>
       </w:pPr>
+    </w:p>
+    <w:p>
+      <w:r>
+        <w:br w:type="page"/>
+      </w:r>
+    </w:p>
+    <w:p>
+      <w:pPr>
+        <w:pStyle w:val="Heading2"/>
+        <w:spacing w:before="299" w:beforeAutospacing="off" w:after="299" w:afterAutospacing="off"/>
+        <w:rPr>
+          <w:noProof w:val="0"/>
+          <w:lang w:val="hu-HU"/>
+        </w:rPr>
+      </w:pPr>
       <w:bookmarkStart w:name="_Toc1521276379" w:id="1265934795"/>
       <w:r>
         <w:rPr>
@@ -5180,8 +5195,11 @@
       <w:textDirection w:val="lrTb"/>
       <w:docGrid w:type="default" w:linePitch="360" w:charSpace="0"/>
       <w:cols w:num="1"/>
-      <w:headerReference w:type="default" r:id="Re4c2a828f9bc445a"/>
-      <w:footerReference w:type="default" r:id="R90a5d781d38d407b"/>
+      <w:titlePg w:val="1"/>
+      <w:headerReference w:type="default" r:id="R1a23b6f3813d4a7b"/>
+      <w:headerReference w:type="first" r:id="R81c1050a39634b54"/>
+      <w:footerReference w:type="default" r:id="R22cb48ac030f42c5"/>
+      <w:footerReference w:type="first" r:id="Rb0f49ef953314114"/>
     </w:sectPr>
   </w:body>
 </w:document>
@@ -5216,9 +5234,16 @@
             <w:bidi w:val="0"/>
             <w:ind w:left="-115"/>
             <w:jc w:val="left"/>
+            <w:rPr>
+              <w:sz w:val="24"/>
+              <w:szCs w:val="24"/>
+            </w:rPr>
           </w:pPr>
           <w:r>
-            <w:rPr/>
+            <w:rPr>
+              <w:sz w:val="24"/>
+              <w:szCs w:val="24"/>
+            </w:rPr>
             <w:t>2026.05.27</w:t>
           </w:r>
         </w:p>
@@ -5249,6 +5274,10 @@
             <w:jc w:val="right"/>
           </w:pPr>
           <w:r>
+            <w:rPr>
+              <w:sz w:val="24"/>
+              <w:szCs w:val="24"/>
+            </w:rPr>
             <w:fldChar w:fldCharType="begin"/>
           </w:r>
           <w:r>
@@ -5258,8 +5287,82 @@
             <w:fldChar w:fldCharType="separate"/>
           </w:r>
           <w:r>
+            <w:rPr>
+              <w:sz w:val="24"/>
+              <w:szCs w:val="24"/>
+            </w:rPr>
             <w:fldChar w:fldCharType="end"/>
           </w:r>
+        </w:p>
+      </w:tc>
+    </w:tr>
+  </w:tbl>
+  <w:p>
+    <w:pPr>
+      <w:pStyle w:val="Footer"/>
+      <w:bidi w:val="0"/>
+    </w:pPr>
+  </w:p>
+</w:ftr>
+</file>
+
+<file path=word/footer2.xml><?xml version="1.0" encoding="utf-8"?>
+<w:ftr xmlns:w14="http://schemas.microsoft.com/office/word/2010/wordml" xmlns:w="http://schemas.openxmlformats.org/wordprocessingml/2006/main">
+  <w:tbl>
+    <w:tblPr>
+      <w:tblStyle w:val="Normltblzat"/>
+      <w:bidiVisual w:val="0"/>
+      <w:tblW w:w="0" w:type="auto"/>
+      <w:tblLook w:val="06A0" w:firstRow="1" w:lastRow="0" w:firstColumn="1" w:lastColumn="0" w:noHBand="1" w:noVBand="1"/>
+    </w:tblPr>
+    <w:tblGrid>
+      <w:gridCol w:w="3020"/>
+      <w:gridCol w:w="3020"/>
+      <w:gridCol w:w="3020"/>
+    </w:tblGrid>
+    <w:tr>
+      <w:trPr>
+        <w:trHeight w:val="300"/>
+      </w:trPr>
+      <w:tc>
+        <w:tcPr>
+          <w:tcW w:w="3020" w:type="dxa"/>
+          <w:tcMar/>
+        </w:tcPr>
+        <w:p>
+          <w:pPr>
+            <w:pStyle w:val="Header"/>
+            <w:bidi w:val="0"/>
+            <w:ind w:left="-115"/>
+            <w:jc w:val="left"/>
+          </w:pPr>
+        </w:p>
+      </w:tc>
+      <w:tc>
+        <w:tcPr>
+          <w:tcW w:w="3020" w:type="dxa"/>
+          <w:tcMar/>
+        </w:tcPr>
+        <w:p>
+          <w:pPr>
+            <w:pStyle w:val="Header"/>
+            <w:bidi w:val="0"/>
+            <w:jc w:val="center"/>
+          </w:pPr>
+        </w:p>
+      </w:tc>
+      <w:tc>
+        <w:tcPr>
+          <w:tcW w:w="3020" w:type="dxa"/>
+          <w:tcMar/>
+        </w:tcPr>
+        <w:p>
+          <w:pPr>
+            <w:pStyle w:val="Header"/>
+            <w:bidi w:val="0"/>
+            <w:ind w:right="-115"/>
+            <w:jc w:val="right"/>
+          </w:pPr>
         </w:p>
       </w:tc>
     </w:tr>
@@ -5300,11 +5403,14 @@
           <w:pPr>
             <w:pStyle w:val="Header"/>
             <w:bidi w:val="0"/>
+            <w:spacing w:before="200" w:beforeAutospacing="off"/>
             <w:ind w:left="-115"/>
             <w:jc w:val="left"/>
             <w:rPr>
               <w:rFonts w:ascii="Liberation Serif" w:hAnsi="Liberation Serif" w:eastAsia="Liberation Serif" w:cs="Liberation Serif"/>
               <w:noProof w:val="0"/>
+              <w:sz w:val="24"/>
+              <w:szCs w:val="24"/>
               <w:lang w:val="hu-HU"/>
             </w:rPr>
           </w:pPr>
@@ -5312,6 +5418,8 @@
             <w:rPr>
               <w:rFonts w:ascii="Liberation Serif" w:hAnsi="Liberation Serif" w:eastAsia="Liberation Serif" w:cs="Liberation Serif"/>
               <w:noProof w:val="0"/>
+              <w:sz w:val="24"/>
+              <w:szCs w:val="24"/>
               <w:lang w:val="hu-HU"/>
             </w:rPr>
             <w:t>KUTYATENYÉSZTŐ ADATBÁZIS DOKUMENTÁCIÓ</w:t>
@@ -5340,18 +5448,93 @@
           <w:pPr>
             <w:pStyle w:val="Header"/>
             <w:bidi w:val="0"/>
+            <w:spacing w:before="200" w:beforeAutospacing="off"/>
             <w:ind w:right="-115"/>
             <w:jc w:val="right"/>
             <w:rPr>
               <w:rFonts w:ascii="Liberation Serif" w:hAnsi="Liberation Serif" w:eastAsia="Liberation Serif" w:cs="Liberation Serif"/>
+              <w:sz w:val="24"/>
+              <w:szCs w:val="24"/>
             </w:rPr>
           </w:pPr>
           <w:r>
             <w:rPr>
               <w:rFonts w:ascii="Liberation Serif" w:hAnsi="Liberation Serif" w:eastAsia="Liberation Serif" w:cs="Liberation Serif"/>
+              <w:sz w:val="24"/>
+              <w:szCs w:val="24"/>
             </w:rPr>
             <w:t>Pap Ádám</w:t>
           </w:r>
+        </w:p>
+      </w:tc>
+    </w:tr>
+  </w:tbl>
+  <w:p>
+    <w:pPr>
+      <w:pStyle w:val="Header"/>
+      <w:bidi w:val="0"/>
+    </w:pPr>
+  </w:p>
+</w:hdr>
+</file>
+
+<file path=word/header2.xml><?xml version="1.0" encoding="utf-8"?>
+<w:hdr xmlns:w14="http://schemas.microsoft.com/office/word/2010/wordml" xmlns:w="http://schemas.openxmlformats.org/wordprocessingml/2006/main">
+  <w:tbl>
+    <w:tblPr>
+      <w:tblStyle w:val="Normltblzat"/>
+      <w:bidiVisual w:val="0"/>
+      <w:tblW w:w="0" w:type="auto"/>
+      <w:tblLook w:val="06A0" w:firstRow="1" w:lastRow="0" w:firstColumn="1" w:lastColumn="0" w:noHBand="1" w:noVBand="1"/>
+    </w:tblPr>
+    <w:tblGrid>
+      <w:gridCol w:w="3020"/>
+      <w:gridCol w:w="3020"/>
+      <w:gridCol w:w="3020"/>
+    </w:tblGrid>
+    <w:tr>
+      <w:trPr>
+        <w:trHeight w:val="300"/>
+      </w:trPr>
+      <w:tc>
+        <w:tcPr>
+          <w:tcW w:w="3020" w:type="dxa"/>
+          <w:tcMar/>
+        </w:tcPr>
+        <w:p>
+          <w:pPr>
+            <w:pStyle w:val="Header"/>
+            <w:bidi w:val="0"/>
+            <w:ind w:left="-115"/>
+            <w:jc w:val="left"/>
+          </w:pPr>
+        </w:p>
+      </w:tc>
+      <w:tc>
+        <w:tcPr>
+          <w:tcW w:w="3020" w:type="dxa"/>
+          <w:tcMar/>
+        </w:tcPr>
+        <w:p>
+          <w:pPr>
+            <w:pStyle w:val="Header"/>
+            <w:bidi w:val="0"/>
+            <w:jc w:val="center"/>
+          </w:pPr>
+        </w:p>
+      </w:tc>
+      <w:tc>
+        <w:tcPr>
+          <w:tcW w:w="3020" w:type="dxa"/>
+          <w:tcMar/>
+        </w:tcPr>
+        <w:p>
+          <w:pPr>
+            <w:pStyle w:val="Header"/>
+            <w:bidi w:val="0"/>
+            <w:ind w:right="-115"/>
+            <w:jc w:val="right"/>
+          </w:pPr>
         </w:p>
       </w:tc>
     </w:tr>
@@ -6600,7 +6783,7 @@
     <w:name w:val="List Paragraph"/>
     <w:basedOn w:val="Normal"/>
     <w:qFormat/>
-    <w:rsid w:val="7A27DA94"/>
+    <w:rsid w:val="437AA0AE"/>
     <w:pPr>
       <w:spacing/>
       <w:ind w:left="720"/>
@@ -6612,7 +6795,7 @@
     <w:name w:val="header"/>
     <w:basedOn w:val="Normal"/>
     <w:unhideWhenUsed/>
-    <w:rsid w:val="7A27DA94"/>
+    <w:rsid w:val="437AA0AE"/>
     <w:pPr>
       <w:tabs>
         <w:tab w:val="center" w:leader="none" w:pos="4680"/>
@@ -6626,7 +6809,7 @@
     <w:name w:val="footer"/>
     <w:basedOn w:val="Normal"/>
     <w:unhideWhenUsed/>
-    <w:rsid w:val="7A27DA94"/>
+    <w:rsid w:val="437AA0AE"/>
     <w:pPr>
       <w:tabs>
         <w:tab w:val="center" w:leader="none" w:pos="4680"/>
@@ -6641,7 +6824,7 @@
     <w:basedOn w:val="Normal"/>
     <w:next w:val="Normal"/>
     <w:unhideWhenUsed/>
-    <w:rsid w:val="7A27DA94"/>
+    <w:rsid w:val="437AA0AE"/>
     <w:pPr>
       <w:spacing w:after="100"/>
     </w:pPr>
@@ -6652,7 +6835,7 @@
     <w:basedOn w:val="Normal"/>
     <w:next w:val="Normal"/>
     <w:unhideWhenUsed/>
-    <w:rsid w:val="7A27DA94"/>
+    <w:rsid w:val="437AA0AE"/>
     <w:pPr>
       <w:spacing w:after="100"/>
       <w:ind w:left="220"/>
